--- a/Защищенные информационные системы/Практика/ЗИС_ПР_5/ББМО-01-25 Железняков РА Технологический процесс.docx
+++ b/Защищенные информационные системы/Практика/ЗИС_ПР_5/ББМО-01-25 Железняков РА Технологический процесс.docx
@@ -5,7 +5,7 @@
     <w:tbl>
       <w:tblPr>
         <w:tblStyle w:val="ae"/>
-        <w:tblW w:w="5328" w:type="dxa"/>
+        <w:tblW w:w="10656" w:type="dxa"/>
         <w:tblInd w:w="5218" w:type="dxa"/>
         <w:tblBorders>
           <w:top w:val="none" w:sz="0" w:space="0" w:color="auto"/>
@@ -19,8 +19,34 @@
       </w:tblPr>
       <w:tblGrid>
         <w:gridCol w:w="5328"/>
+        <w:gridCol w:w="5328"/>
       </w:tblGrid>
       <w:tr>
+        <w:tc>
+          <w:tcPr>
+            <w:tcW w:w="5328" w:type="dxa"/>
+          </w:tcPr>
+          <w:p>
+            <w:pPr>
+              <w:spacing w:after="240" w:line="240" w:lineRule="auto"/>
+              <w:ind w:right="-49"/>
+              <w:jc w:val="center"/>
+              <w:rPr>
+                <w:color w:val="auto"/>
+                <w:spacing w:val="-2"/>
+                <w:sz w:val="20"/>
+                <w:lang w:eastAsia="en-US"/>
+              </w:rPr>
+            </w:pPr>
+            <w:r>
+              <w:rPr>
+                <w:spacing w:val="-2"/>
+                <w:sz w:val="20"/>
+              </w:rPr>
+              <w:t>УТВЕРЖДАЮ</w:t>
+            </w:r>
+          </w:p>
+        </w:tc>
         <w:tc>
           <w:tcPr>
             <w:tcW w:w="5328" w:type="dxa"/>
@@ -56,6 +82,76 @@
         <w:tc>
           <w:tcPr>
             <w:tcW w:w="5328" w:type="dxa"/>
+          </w:tcPr>
+          <w:p>
+            <w:pPr>
+              <w:pStyle w:val="af"/>
+              <w:ind w:right="-49"/>
+              <w:jc w:val="center"/>
+              <w:rPr>
+                <w:spacing w:val="-2"/>
+                <w:sz w:val="20"/>
+                <w:szCs w:val="20"/>
+                <w:lang w:val="ru-RU"/>
+              </w:rPr>
+            </w:pPr>
+            <w:r>
+              <w:rPr>
+                <w:spacing w:val="-2"/>
+                <w:sz w:val="20"/>
+                <w:szCs w:val="20"/>
+                <w:lang w:val="ru-RU"/>
+              </w:rPr>
+              <w:t xml:space="preserve">Директор центра </w:t>
+            </w:r>
+          </w:p>
+          <w:p>
+            <w:pPr>
+              <w:pStyle w:val="af"/>
+              <w:ind w:right="-49"/>
+              <w:jc w:val="center"/>
+              <w:rPr>
+                <w:spacing w:val="-2"/>
+                <w:sz w:val="20"/>
+                <w:szCs w:val="20"/>
+                <w:lang w:val="ru-RU"/>
+              </w:rPr>
+            </w:pPr>
+            <w:r>
+              <w:rPr>
+                <w:spacing w:val="-2"/>
+                <w:sz w:val="20"/>
+                <w:szCs w:val="20"/>
+                <w:lang w:val="ru-RU"/>
+              </w:rPr>
+              <w:t>комплексной безопасности</w:t>
+            </w:r>
+          </w:p>
+          <w:p>
+            <w:pPr>
+              <w:spacing w:after="0" w:line="240" w:lineRule="auto"/>
+              <w:ind w:right="-49"/>
+              <w:jc w:val="center"/>
+              <w:rPr>
+                <w:color w:val="auto"/>
+                <w:spacing w:val="-2"/>
+                <w:sz w:val="20"/>
+                <w:lang w:val="ru-RU" w:eastAsia="en-US"/>
+              </w:rPr>
+            </w:pPr>
+            <w:r>
+              <w:rPr>
+                <w:spacing w:val="-2"/>
+                <w:sz w:val="20"/>
+                <w:lang w:val="ru-RU"/>
+              </w:rPr>
+              <w:t>ПАО «Промсвязьбанк»</w:t>
+            </w:r>
+          </w:p>
+        </w:tc>
+        <w:tc>
+          <w:tcPr>
+            <w:tcW w:w="5328" w:type="dxa"/>
             <w:hideMark/>
           </w:tcPr>
           <w:p>
@@ -71,7 +167,6 @@
                 <w:lang w:eastAsia="en-US"/>
               </w:rPr>
             </w:pPr>
-            <w:proofErr w:type="spellStart"/>
             <w:r>
               <w:rPr>
                 <w:color w:val="auto"/>
@@ -80,31 +175,8 @@
                 <w:szCs w:val="22"/>
                 <w:lang w:eastAsia="en-US"/>
               </w:rPr>
-              <w:t>Генеральный</w:t>
-            </w:r>
-            <w:proofErr w:type="spellEnd"/>
-            <w:r>
-              <w:rPr>
-                <w:color w:val="auto"/>
-                <w:spacing w:val="-2"/>
-                <w:sz w:val="22"/>
-                <w:szCs w:val="22"/>
-                <w:lang w:eastAsia="en-US"/>
-              </w:rPr>
-              <w:t xml:space="preserve"> </w:t>
-            </w:r>
-            <w:proofErr w:type="spellStart"/>
-            <w:r>
-              <w:rPr>
-                <w:color w:val="auto"/>
-                <w:spacing w:val="-2"/>
-                <w:sz w:val="22"/>
-                <w:szCs w:val="22"/>
-                <w:lang w:eastAsia="en-US"/>
-              </w:rPr>
-              <w:t>директор</w:t>
-            </w:r>
-            <w:proofErr w:type="spellEnd"/>
+              <w:t>Генеральный директор</w:t>
+            </w:r>
           </w:p>
           <w:p>
             <w:pPr>
@@ -126,34 +198,35 @@
                 <w:szCs w:val="22"/>
                 <w:lang w:eastAsia="en-US"/>
               </w:rPr>
-              <w:t>ООО «</w:t>
-            </w:r>
-            <w:proofErr w:type="spellStart"/>
-            <w:r>
-              <w:rPr>
-                <w:color w:val="auto"/>
-                <w:spacing w:val="-2"/>
-                <w:sz w:val="22"/>
-                <w:szCs w:val="22"/>
-                <w:lang w:eastAsia="en-US"/>
-              </w:rPr>
-              <w:t>НаноСофт</w:t>
-            </w:r>
-            <w:proofErr w:type="spellEnd"/>
-            <w:r>
-              <w:rPr>
-                <w:color w:val="auto"/>
-                <w:spacing w:val="-2"/>
-                <w:sz w:val="22"/>
-                <w:szCs w:val="22"/>
-                <w:lang w:eastAsia="en-US"/>
-              </w:rPr>
-              <w:t>»</w:t>
+              <w:t>ООО «НаноСофт»</w:t>
             </w:r>
           </w:p>
         </w:tc>
       </w:tr>
       <w:tr>
+        <w:tc>
+          <w:tcPr>
+            <w:tcW w:w="5328" w:type="dxa"/>
+          </w:tcPr>
+          <w:p>
+            <w:pPr>
+              <w:spacing w:before="240" w:after="0" w:line="240" w:lineRule="auto"/>
+              <w:ind w:right="234"/>
+              <w:jc w:val="right"/>
+              <w:rPr>
+                <w:color w:val="auto"/>
+                <w:sz w:val="20"/>
+                <w:lang w:eastAsia="en-US"/>
+              </w:rPr>
+            </w:pPr>
+            <w:r>
+              <w:rPr>
+                <w:sz w:val="20"/>
+              </w:rPr>
+              <w:t xml:space="preserve">_______________     Ромадин.Г.В. </w:t>
+            </w:r>
+          </w:p>
+        </w:tc>
         <w:tc>
           <w:tcPr>
             <w:tcW w:w="5328" w:type="dxa"/>
@@ -171,7 +244,6 @@
                 <w:lang w:eastAsia="en-US"/>
               </w:rPr>
             </w:pPr>
-            <w:proofErr w:type="spellStart"/>
             <w:r>
               <w:rPr>
                 <w:color w:val="auto"/>
@@ -179,22 +251,44 @@
                 <w:szCs w:val="22"/>
                 <w:lang w:eastAsia="en-US"/>
               </w:rPr>
-              <w:t>Петров</w:t>
-            </w:r>
-            <w:proofErr w:type="spellEnd"/>
-            <w:r>
-              <w:rPr>
-                <w:color w:val="auto"/>
-                <w:sz w:val="22"/>
-                <w:szCs w:val="22"/>
-                <w:lang w:eastAsia="en-US"/>
-              </w:rPr>
-              <w:t xml:space="preserve"> В.В.</w:t>
+              <w:t>Петров В.В.</w:t>
             </w:r>
           </w:p>
         </w:tc>
       </w:tr>
       <w:tr>
+        <w:tc>
+          <w:tcPr>
+            <w:tcW w:w="5328" w:type="dxa"/>
+          </w:tcPr>
+          <w:p>
+            <w:pPr>
+              <w:pStyle w:val="af"/>
+              <w:jc w:val="center"/>
+              <w:rPr>
+                <w:sz w:val="20"/>
+                <w:szCs w:val="20"/>
+              </w:rPr>
+            </w:pPr>
+          </w:p>
+          <w:p>
+            <w:pPr>
+              <w:spacing w:after="0" w:line="240" w:lineRule="auto"/>
+              <w:jc w:val="center"/>
+              <w:rPr>
+                <w:color w:val="auto"/>
+                <w:sz w:val="20"/>
+                <w:lang w:eastAsia="en-US"/>
+              </w:rPr>
+            </w:pPr>
+            <w:r>
+              <w:rPr>
+                <w:sz w:val="20"/>
+              </w:rPr>
+              <w:t>«21» ноября 2025 г.</w:t>
+            </w:r>
+          </w:p>
+        </w:tc>
         <w:tc>
           <w:tcPr>
             <w:tcW w:w="5328" w:type="dxa"/>
@@ -218,27 +312,7 @@
                 <w:szCs w:val="22"/>
                 <w:lang w:eastAsia="en-US"/>
               </w:rPr>
-              <w:t xml:space="preserve">«20» </w:t>
-            </w:r>
-            <w:proofErr w:type="spellStart"/>
-            <w:r>
-              <w:rPr>
-                <w:color w:val="auto"/>
-                <w:sz w:val="22"/>
-                <w:szCs w:val="22"/>
-                <w:lang w:eastAsia="en-US"/>
-              </w:rPr>
-              <w:t>ноября</w:t>
-            </w:r>
-            <w:proofErr w:type="spellEnd"/>
-            <w:r>
-              <w:rPr>
-                <w:color w:val="auto"/>
-                <w:sz w:val="22"/>
-                <w:szCs w:val="22"/>
-                <w:lang w:eastAsia="en-US"/>
-              </w:rPr>
-              <w:t xml:space="preserve"> 2025 г.</w:t>
+              <w:t>«20» ноября 2025 г.</w:t>
             </w:r>
           </w:p>
         </w:tc>
@@ -309,47 +383,43 @@
     </w:p>
     <w:p>
       <w:pPr>
-        <w:widowControl w:val="0"/>
-        <w:autoSpaceDE w:val="0"/>
-        <w:autoSpaceDN w:val="0"/>
-        <w:spacing w:after="0" w:line="240" w:lineRule="auto"/>
+        <w:pStyle w:val="af"/>
+        <w:ind w:right="141"/>
         <w:jc w:val="center"/>
-        <w:rPr>
-          <w:color w:val="auto"/>
-          <w:sz w:val="22"/>
-          <w:szCs w:val="22"/>
-          <w:lang w:eastAsia="en-US"/>
-        </w:rPr>
-      </w:pPr>
-      <w:r>
-        <w:rPr>
-          <w:color w:val="auto"/>
-          <w:sz w:val="22"/>
-          <w:szCs w:val="22"/>
-          <w:lang w:eastAsia="en-US"/>
-        </w:rPr>
-        <w:t>обработки информации конфиденциального характера в автоматизированной системе «АРМ обработки конфиденциальной информации ООО «</w:t>
-      </w:r>
-      <w:proofErr w:type="spellStart"/>
-      <w:r>
-        <w:rPr>
-          <w:color w:val="auto"/>
-          <w:sz w:val="22"/>
-          <w:szCs w:val="22"/>
-          <w:lang w:eastAsia="en-US"/>
-        </w:rPr>
-        <w:t>НаноСофт</w:t>
-      </w:r>
-      <w:proofErr w:type="spellEnd"/>
-      <w:r>
-        <w:rPr>
-          <w:color w:val="auto"/>
-          <w:sz w:val="22"/>
-          <w:szCs w:val="22"/>
-          <w:lang w:eastAsia="en-US"/>
-        </w:rPr>
-        <w:t>»</w:t>
-      </w:r>
+      </w:pPr>
+      <w:r>
+        <w:t xml:space="preserve">обработки информации конфиденциального характера в автоматизированной системе </w:t>
+      </w:r>
+      <w:r>
+        <w:t xml:space="preserve">«АРМ обработки конфиденциальной информации </w:t>
+      </w:r>
+      <w:r>
+        <w:rPr>
+          <w:spacing w:val="-2"/>
+        </w:rPr>
+        <w:t xml:space="preserve">ПАО </w:t>
+      </w:r>
+      <w:r>
+        <w:rPr>
+          <w:spacing w:val="-2"/>
+        </w:rPr>
+        <w:t>«Промсвязьбанк»</w:t>
+      </w:r>
+    </w:p>
+    <w:p>
+      <w:pPr>
+        <w:widowControl w:val="0"/>
+        <w:autoSpaceDE w:val="0"/>
+        <w:autoSpaceDN w:val="0"/>
+        <w:spacing w:after="0" w:line="240" w:lineRule="auto"/>
+        <w:jc w:val="center"/>
+        <w:rPr>
+          <w:color w:val="auto"/>
+          <w:sz w:val="22"/>
+          <w:szCs w:val="22"/>
+          <w:lang w:eastAsia="en-US"/>
+        </w:rPr>
+      </w:pPr>
     </w:p>
     <w:p>
       <w:pPr>
@@ -434,27 +504,34 @@
           <w:szCs w:val="22"/>
           <w:lang w:eastAsia="en-US"/>
         </w:rPr>
-        <w:t>Наименование: «АРМ обработки конфиденциальной информации ООО «</w:t>
-      </w:r>
-      <w:proofErr w:type="spellStart"/>
-      <w:r>
-        <w:rPr>
-          <w:color w:val="auto"/>
-          <w:sz w:val="22"/>
-          <w:szCs w:val="22"/>
-          <w:lang w:eastAsia="en-US"/>
-        </w:rPr>
-        <w:t>НаноСофт</w:t>
-      </w:r>
-      <w:proofErr w:type="spellEnd"/>
-      <w:r>
-        <w:rPr>
-          <w:color w:val="auto"/>
-          <w:sz w:val="22"/>
-          <w:szCs w:val="22"/>
-          <w:lang w:eastAsia="en-US"/>
-        </w:rPr>
-        <w:t>» (далее - AC)</w:t>
+        <w:t xml:space="preserve">Наименование: «АРМ обработки конфиденциальной информации </w:t>
+      </w:r>
+      <w:r>
+        <w:rPr>
+          <w:color w:val="auto"/>
+          <w:sz w:val="22"/>
+          <w:szCs w:val="22"/>
+          <w:lang w:eastAsia="en-US"/>
+        </w:rPr>
+        <w:t>ПАО «Промсвязьбанк»</w:t>
+      </w:r>
+      <w:r>
+        <w:rPr>
+          <w:color w:val="auto"/>
+          <w:sz w:val="22"/>
+          <w:szCs w:val="22"/>
+          <w:lang w:eastAsia="en-US"/>
+        </w:rPr>
+        <w:t xml:space="preserve"> </w:t>
+      </w:r>
+      <w:r>
+        <w:rPr>
+          <w:color w:val="auto"/>
+          <w:sz w:val="22"/>
+          <w:szCs w:val="22"/>
+          <w:lang w:eastAsia="en-US"/>
+        </w:rPr>
+        <w:t>(далее - AC)</w:t>
       </w:r>
     </w:p>
     <w:p>
@@ -478,7 +555,43 @@
           <w:szCs w:val="22"/>
           <w:lang w:eastAsia="en-US"/>
         </w:rPr>
-        <w:t>Расположение: в офисе внутренний Nº213 (комната Nº30 по плану БТИ) н а четвертом этаже семиэтажного административного здания по адресу: 123308, Россия, Москва, ул. Мневники, д.3, корп. 1, помещение I.</w:t>
+        <w:t xml:space="preserve">Расположение: в офисе внутренний Nº213 (комната Nº30 по плану БТИ) н а четвертом этаже семиэтажного административного здания по адресу: </w:t>
+      </w:r>
+      <w:r>
+        <w:rPr>
+          <w:color w:val="auto"/>
+          <w:sz w:val="22"/>
+          <w:szCs w:val="22"/>
+          <w:lang w:eastAsia="en-US"/>
+        </w:rPr>
+        <w:t>115114</w:t>
+      </w:r>
+      <w:r>
+        <w:rPr>
+          <w:color w:val="auto"/>
+          <w:sz w:val="22"/>
+          <w:szCs w:val="22"/>
+          <w:lang w:eastAsia="en-US"/>
+        </w:rPr>
+        <w:t xml:space="preserve">, Россия, Москва, ул. </w:t>
+      </w:r>
+      <w:r>
+        <w:rPr>
+          <w:color w:val="auto"/>
+          <w:sz w:val="22"/>
+          <w:szCs w:val="22"/>
+          <w:lang w:eastAsia="en-US"/>
+        </w:rPr>
+        <w:t>Дербеневская набережная, 7с10</w:t>
+      </w:r>
+      <w:r>
+        <w:rPr>
+          <w:color w:val="auto"/>
+          <w:sz w:val="22"/>
+          <w:szCs w:val="22"/>
+          <w:lang w:eastAsia="en-US"/>
+        </w:rPr>
+        <w:t>, помещение I.</w:t>
       </w:r>
     </w:p>
     <w:p>
@@ -594,7 +707,7 @@
       <w:tr>
         <w:tc>
           <w:tcPr>
-            <w:tcW w:w="826" w:type="dxa"/>
+            <w:tcW w:w="748" w:type="dxa"/>
             <w:tcBorders>
               <w:top w:val="single" w:sz="4" w:space="0" w:color="auto"/>
               <w:left w:val="single" w:sz="4" w:space="0" w:color="auto"/>
@@ -628,7 +741,7 @@
         </w:tc>
         <w:tc>
           <w:tcPr>
-            <w:tcW w:w="2740" w:type="dxa"/>
+            <w:tcW w:w="2570" w:type="dxa"/>
             <w:tcBorders>
               <w:top w:val="single" w:sz="4" w:space="0" w:color="auto"/>
               <w:left w:val="single" w:sz="4" w:space="0" w:color="auto"/>
@@ -649,7 +762,6 @@
                 <w:lang w:eastAsia="en-US"/>
               </w:rPr>
             </w:pPr>
-            <w:proofErr w:type="spellStart"/>
             <w:r>
               <w:rPr>
                 <w:color w:val="auto"/>
@@ -657,43 +769,13 @@
                 <w:szCs w:val="22"/>
                 <w:lang w:eastAsia="en-US"/>
               </w:rPr>
-              <w:t>Наименование</w:t>
-            </w:r>
-            <w:proofErr w:type="spellEnd"/>
-            <w:r>
-              <w:rPr>
-                <w:color w:val="auto"/>
-                <w:sz w:val="22"/>
-                <w:szCs w:val="22"/>
-                <w:lang w:eastAsia="en-US"/>
-              </w:rPr>
-              <w:t xml:space="preserve"> и </w:t>
-            </w:r>
-            <w:proofErr w:type="spellStart"/>
-            <w:r>
-              <w:rPr>
-                <w:color w:val="auto"/>
-                <w:sz w:val="22"/>
-                <w:szCs w:val="22"/>
-                <w:lang w:eastAsia="en-US"/>
-              </w:rPr>
-              <w:t>тип</w:t>
-            </w:r>
-            <w:proofErr w:type="spellEnd"/>
-            <w:r>
-              <w:rPr>
-                <w:color w:val="auto"/>
-                <w:sz w:val="22"/>
-                <w:szCs w:val="22"/>
-                <w:lang w:eastAsia="en-US"/>
-              </w:rPr>
-              <w:t xml:space="preserve"> ПО</w:t>
+              <w:t>Наименование и тип ПО</w:t>
             </w:r>
           </w:p>
         </w:tc>
         <w:tc>
           <w:tcPr>
-            <w:tcW w:w="2631" w:type="dxa"/>
+            <w:tcW w:w="2267" w:type="dxa"/>
             <w:tcBorders>
               <w:top w:val="single" w:sz="4" w:space="0" w:color="auto"/>
               <w:left w:val="single" w:sz="4" w:space="0" w:color="auto"/>
@@ -714,7 +796,6 @@
                 <w:lang w:eastAsia="en-US"/>
               </w:rPr>
             </w:pPr>
-            <w:proofErr w:type="spellStart"/>
             <w:r>
               <w:rPr>
                 <w:color w:val="auto"/>
@@ -722,83 +803,13 @@
                 <w:szCs w:val="22"/>
                 <w:lang w:eastAsia="en-US"/>
               </w:rPr>
-              <w:t>Серийный</w:t>
-            </w:r>
-            <w:proofErr w:type="spellEnd"/>
-            <w:r>
-              <w:rPr>
-                <w:color w:val="auto"/>
-                <w:sz w:val="22"/>
-                <w:szCs w:val="22"/>
-                <w:lang w:eastAsia="en-US"/>
-              </w:rPr>
-              <w:t xml:space="preserve"> </w:t>
-            </w:r>
-            <w:proofErr w:type="spellStart"/>
-            <w:r>
-              <w:rPr>
-                <w:color w:val="auto"/>
-                <w:sz w:val="22"/>
-                <w:szCs w:val="22"/>
-                <w:lang w:eastAsia="en-US"/>
-              </w:rPr>
-              <w:t>номер</w:t>
-            </w:r>
-            <w:proofErr w:type="spellEnd"/>
-            <w:r>
-              <w:rPr>
-                <w:color w:val="auto"/>
-                <w:sz w:val="22"/>
-                <w:szCs w:val="22"/>
-                <w:lang w:eastAsia="en-US"/>
-              </w:rPr>
-              <w:t xml:space="preserve"> (</w:t>
-            </w:r>
-            <w:proofErr w:type="spellStart"/>
-            <w:r>
-              <w:rPr>
-                <w:color w:val="auto"/>
-                <w:sz w:val="22"/>
-                <w:szCs w:val="22"/>
-                <w:lang w:eastAsia="en-US"/>
-              </w:rPr>
-              <w:t>номер</w:t>
-            </w:r>
-            <w:proofErr w:type="spellEnd"/>
-            <w:r>
-              <w:rPr>
-                <w:color w:val="auto"/>
-                <w:sz w:val="22"/>
-                <w:szCs w:val="22"/>
-                <w:lang w:eastAsia="en-US"/>
-              </w:rPr>
-              <w:t xml:space="preserve"> </w:t>
-            </w:r>
-            <w:proofErr w:type="spellStart"/>
-            <w:r>
-              <w:rPr>
-                <w:color w:val="auto"/>
-                <w:sz w:val="22"/>
-                <w:szCs w:val="22"/>
-                <w:lang w:eastAsia="en-US"/>
-              </w:rPr>
-              <w:t>лицензии</w:t>
-            </w:r>
-            <w:proofErr w:type="spellEnd"/>
-            <w:r>
-              <w:rPr>
-                <w:color w:val="auto"/>
-                <w:sz w:val="22"/>
-                <w:szCs w:val="22"/>
-                <w:lang w:eastAsia="en-US"/>
-              </w:rPr>
-              <w:t>)</w:t>
+              <w:t>Серийный номер (номер лицензии)</w:t>
             </w:r>
           </w:p>
         </w:tc>
         <w:tc>
           <w:tcPr>
-            <w:tcW w:w="2780" w:type="dxa"/>
+            <w:tcW w:w="2603" w:type="dxa"/>
             <w:tcBorders>
               <w:top w:val="single" w:sz="4" w:space="0" w:color="auto"/>
               <w:left w:val="single" w:sz="4" w:space="0" w:color="auto"/>
@@ -819,7 +830,6 @@
                 <w:lang w:eastAsia="en-US"/>
               </w:rPr>
             </w:pPr>
-            <w:proofErr w:type="spellStart"/>
             <w:r>
               <w:rPr>
                 <w:color w:val="auto"/>
@@ -827,34 +837,13 @@
                 <w:szCs w:val="22"/>
                 <w:lang w:eastAsia="en-US"/>
               </w:rPr>
-              <w:t>Сведения</w:t>
-            </w:r>
-            <w:proofErr w:type="spellEnd"/>
-            <w:r>
-              <w:rPr>
-                <w:color w:val="auto"/>
-                <w:sz w:val="22"/>
-                <w:szCs w:val="22"/>
-                <w:lang w:eastAsia="en-US"/>
-              </w:rPr>
-              <w:t xml:space="preserve"> о </w:t>
-            </w:r>
-            <w:proofErr w:type="spellStart"/>
-            <w:r>
-              <w:rPr>
-                <w:color w:val="auto"/>
-                <w:sz w:val="22"/>
-                <w:szCs w:val="22"/>
-                <w:lang w:eastAsia="en-US"/>
-              </w:rPr>
-              <w:t>сертификате</w:t>
-            </w:r>
-            <w:proofErr w:type="spellEnd"/>
+              <w:t>Сведения о сертификате</w:t>
+            </w:r>
           </w:p>
         </w:tc>
         <w:tc>
           <w:tcPr>
-            <w:tcW w:w="1531" w:type="dxa"/>
+            <w:tcW w:w="1441" w:type="dxa"/>
             <w:tcBorders>
               <w:top w:val="single" w:sz="4" w:space="0" w:color="auto"/>
               <w:left w:val="single" w:sz="4" w:space="0" w:color="auto"/>
@@ -875,7 +864,6 @@
                 <w:lang w:eastAsia="en-US"/>
               </w:rPr>
             </w:pPr>
-            <w:proofErr w:type="spellStart"/>
             <w:r>
               <w:rPr>
                 <w:color w:val="auto"/>
@@ -883,36 +871,15 @@
                 <w:szCs w:val="22"/>
                 <w:lang w:eastAsia="en-US"/>
               </w:rPr>
-              <w:t>Дата</w:t>
-            </w:r>
-            <w:proofErr w:type="spellEnd"/>
-            <w:r>
-              <w:rPr>
-                <w:color w:val="auto"/>
-                <w:sz w:val="22"/>
-                <w:szCs w:val="22"/>
-                <w:lang w:eastAsia="en-US"/>
-              </w:rPr>
-              <w:t xml:space="preserve"> </w:t>
-            </w:r>
-            <w:proofErr w:type="spellStart"/>
-            <w:r>
-              <w:rPr>
-                <w:color w:val="auto"/>
-                <w:sz w:val="22"/>
-                <w:szCs w:val="22"/>
-                <w:lang w:eastAsia="en-US"/>
-              </w:rPr>
-              <w:t>установки</w:t>
-            </w:r>
-            <w:proofErr w:type="spellEnd"/>
+              <w:t>Дата установки</w:t>
+            </w:r>
           </w:p>
         </w:tc>
       </w:tr>
       <w:tr>
         <w:tc>
           <w:tcPr>
-            <w:tcW w:w="826" w:type="dxa"/>
+            <w:tcW w:w="748" w:type="dxa"/>
             <w:tcBorders>
               <w:top w:val="single" w:sz="4" w:space="0" w:color="auto"/>
               <w:left w:val="single" w:sz="4" w:space="0" w:color="auto"/>
@@ -946,7 +913,7 @@
         </w:tc>
         <w:tc>
           <w:tcPr>
-            <w:tcW w:w="2740" w:type="dxa"/>
+            <w:tcW w:w="2570" w:type="dxa"/>
             <w:tcBorders>
               <w:top w:val="single" w:sz="4" w:space="0" w:color="auto"/>
               <w:left w:val="single" w:sz="4" w:space="0" w:color="auto"/>
@@ -1100,7 +1067,7 @@
         </w:tc>
         <w:tc>
           <w:tcPr>
-            <w:tcW w:w="2631" w:type="dxa"/>
+            <w:tcW w:w="2267" w:type="dxa"/>
             <w:tcBorders>
               <w:top w:val="single" w:sz="4" w:space="0" w:color="auto"/>
               <w:left w:val="single" w:sz="4" w:space="0" w:color="auto"/>
@@ -1123,7 +1090,7 @@
         </w:tc>
         <w:tc>
           <w:tcPr>
-            <w:tcW w:w="2780" w:type="dxa"/>
+            <w:tcW w:w="2603" w:type="dxa"/>
             <w:tcBorders>
               <w:top w:val="single" w:sz="4" w:space="0" w:color="auto"/>
               <w:left w:val="single" w:sz="4" w:space="0" w:color="auto"/>
@@ -1241,7 +1208,7 @@
         </w:tc>
         <w:tc>
           <w:tcPr>
-            <w:tcW w:w="1531" w:type="dxa"/>
+            <w:tcW w:w="1441" w:type="dxa"/>
             <w:tcBorders>
               <w:top w:val="single" w:sz="4" w:space="0" w:color="auto"/>
               <w:left w:val="single" w:sz="4" w:space="0" w:color="auto"/>
@@ -1277,7 +1244,7 @@
       <w:tr>
         <w:tc>
           <w:tcPr>
-            <w:tcW w:w="826" w:type="dxa"/>
+            <w:tcW w:w="748" w:type="dxa"/>
             <w:tcBorders>
               <w:top w:val="single" w:sz="4" w:space="0" w:color="auto"/>
               <w:left w:val="single" w:sz="4" w:space="0" w:color="auto"/>
@@ -1311,7 +1278,7 @@
         </w:tc>
         <w:tc>
           <w:tcPr>
-            <w:tcW w:w="2740" w:type="dxa"/>
+            <w:tcW w:w="2570" w:type="dxa"/>
             <w:tcBorders>
               <w:top w:val="single" w:sz="4" w:space="0" w:color="auto"/>
               <w:left w:val="single" w:sz="4" w:space="0" w:color="auto"/>
@@ -1389,7 +1356,7 @@
         </w:tc>
         <w:tc>
           <w:tcPr>
-            <w:tcW w:w="2631" w:type="dxa"/>
+            <w:tcW w:w="2267" w:type="dxa"/>
             <w:tcBorders>
               <w:top w:val="single" w:sz="4" w:space="0" w:color="auto"/>
               <w:left w:val="single" w:sz="4" w:space="0" w:color="auto"/>
@@ -1412,7 +1379,7 @@
         </w:tc>
         <w:tc>
           <w:tcPr>
-            <w:tcW w:w="2780" w:type="dxa"/>
+            <w:tcW w:w="2603" w:type="dxa"/>
             <w:tcBorders>
               <w:top w:val="single" w:sz="4" w:space="0" w:color="auto"/>
               <w:left w:val="single" w:sz="4" w:space="0" w:color="auto"/>
@@ -1435,7 +1402,7 @@
         </w:tc>
         <w:tc>
           <w:tcPr>
-            <w:tcW w:w="1531" w:type="dxa"/>
+            <w:tcW w:w="1441" w:type="dxa"/>
             <w:tcBorders>
               <w:top w:val="single" w:sz="4" w:space="0" w:color="auto"/>
               <w:left w:val="single" w:sz="4" w:space="0" w:color="auto"/>
@@ -1471,7 +1438,7 @@
       <w:tr>
         <w:tc>
           <w:tcPr>
-            <w:tcW w:w="826" w:type="dxa"/>
+            <w:tcW w:w="748" w:type="dxa"/>
             <w:tcBorders>
               <w:top w:val="single" w:sz="4" w:space="0" w:color="auto"/>
               <w:left w:val="single" w:sz="4" w:space="0" w:color="auto"/>
@@ -1505,7 +1472,7 @@
         </w:tc>
         <w:tc>
           <w:tcPr>
-            <w:tcW w:w="2740" w:type="dxa"/>
+            <w:tcW w:w="2570" w:type="dxa"/>
             <w:tcBorders>
               <w:top w:val="single" w:sz="4" w:space="0" w:color="auto"/>
               <w:left w:val="single" w:sz="4" w:space="0" w:color="auto"/>
@@ -1561,7 +1528,7 @@
         </w:tc>
         <w:tc>
           <w:tcPr>
-            <w:tcW w:w="2631" w:type="dxa"/>
+            <w:tcW w:w="2267" w:type="dxa"/>
             <w:tcBorders>
               <w:top w:val="single" w:sz="4" w:space="0" w:color="auto"/>
               <w:left w:val="single" w:sz="4" w:space="0" w:color="auto"/>
@@ -1585,7 +1552,7 @@
         </w:tc>
         <w:tc>
           <w:tcPr>
-            <w:tcW w:w="2780" w:type="dxa"/>
+            <w:tcW w:w="2603" w:type="dxa"/>
             <w:tcBorders>
               <w:top w:val="single" w:sz="4" w:space="0" w:color="auto"/>
               <w:left w:val="single" w:sz="4" w:space="0" w:color="auto"/>
@@ -1703,7 +1670,7 @@
         </w:tc>
         <w:tc>
           <w:tcPr>
-            <w:tcW w:w="1531" w:type="dxa"/>
+            <w:tcW w:w="1441" w:type="dxa"/>
             <w:tcBorders>
               <w:top w:val="single" w:sz="4" w:space="0" w:color="auto"/>
               <w:left w:val="single" w:sz="4" w:space="0" w:color="auto"/>
@@ -1736,220 +1703,6 @@
           </w:p>
         </w:tc>
       </w:tr>
-      <w:tr>
-        <w:tc>
-          <w:tcPr>
-            <w:tcW w:w="826" w:type="dxa"/>
-            <w:tcBorders>
-              <w:top w:val="single" w:sz="4" w:space="0" w:color="auto"/>
-              <w:left w:val="single" w:sz="4" w:space="0" w:color="auto"/>
-              <w:bottom w:val="single" w:sz="4" w:space="0" w:color="auto"/>
-              <w:right w:val="single" w:sz="4" w:space="0" w:color="auto"/>
-            </w:tcBorders>
-            <w:hideMark/>
-          </w:tcPr>
-          <w:p>
-            <w:pPr>
-              <w:spacing w:after="0" w:line="240" w:lineRule="auto"/>
-              <w:ind w:right="-114"/>
-              <w:jc w:val="center"/>
-              <w:rPr>
-                <w:color w:val="auto"/>
-                <w:sz w:val="22"/>
-                <w:szCs w:val="22"/>
-                <w:lang w:eastAsia="en-US"/>
-              </w:rPr>
-            </w:pPr>
-            <w:r>
-              <w:rPr>
-                <w:color w:val="auto"/>
-                <w:sz w:val="22"/>
-                <w:szCs w:val="22"/>
-                <w:lang w:eastAsia="en-US"/>
-              </w:rPr>
-              <w:t>4</w:t>
-            </w:r>
-          </w:p>
-        </w:tc>
-        <w:tc>
-          <w:tcPr>
-            <w:tcW w:w="2740" w:type="dxa"/>
-            <w:tcBorders>
-              <w:top w:val="single" w:sz="4" w:space="0" w:color="auto"/>
-              <w:left w:val="single" w:sz="4" w:space="0" w:color="auto"/>
-              <w:bottom w:val="single" w:sz="4" w:space="0" w:color="auto"/>
-              <w:right w:val="single" w:sz="4" w:space="0" w:color="auto"/>
-            </w:tcBorders>
-            <w:hideMark/>
-          </w:tcPr>
-          <w:p>
-            <w:pPr>
-              <w:spacing w:after="0" w:line="240" w:lineRule="auto"/>
-              <w:ind w:right="-114"/>
-              <w:jc w:val="center"/>
-              <w:rPr>
-                <w:color w:val="auto"/>
-                <w:sz w:val="22"/>
-                <w:szCs w:val="22"/>
-                <w:lang w:eastAsia="en-US"/>
-              </w:rPr>
-            </w:pPr>
-            <w:proofErr w:type="spellStart"/>
-            <w:r>
-              <w:rPr>
-                <w:color w:val="auto"/>
-                <w:sz w:val="22"/>
-                <w:szCs w:val="22"/>
-                <w:lang w:eastAsia="en-US"/>
-              </w:rPr>
-              <w:t>Платформа</w:t>
-            </w:r>
-            <w:proofErr w:type="spellEnd"/>
-            <w:r>
-              <w:rPr>
-                <w:color w:val="auto"/>
-                <w:sz w:val="22"/>
-                <w:szCs w:val="22"/>
-                <w:lang w:eastAsia="en-US"/>
-              </w:rPr>
-              <w:t xml:space="preserve"> </w:t>
-            </w:r>
-            <w:proofErr w:type="spellStart"/>
-            <w:r>
-              <w:rPr>
-                <w:color w:val="auto"/>
-                <w:sz w:val="22"/>
-                <w:szCs w:val="22"/>
-                <w:lang w:eastAsia="en-US"/>
-              </w:rPr>
-              <w:t>nanoCAD</w:t>
-            </w:r>
-            <w:proofErr w:type="spellEnd"/>
-          </w:p>
-          <w:p>
-            <w:pPr>
-              <w:spacing w:after="0" w:line="240" w:lineRule="auto"/>
-              <w:ind w:right="-114"/>
-              <w:jc w:val="center"/>
-              <w:rPr>
-                <w:color w:val="auto"/>
-                <w:sz w:val="22"/>
-                <w:szCs w:val="22"/>
-                <w:lang w:eastAsia="en-US"/>
-              </w:rPr>
-            </w:pPr>
-            <w:r>
-              <w:rPr>
-                <w:color w:val="auto"/>
-                <w:sz w:val="22"/>
-                <w:szCs w:val="22"/>
-                <w:lang w:eastAsia="en-US"/>
-              </w:rPr>
-              <w:t>23.0 (</w:t>
-            </w:r>
-            <w:proofErr w:type="spellStart"/>
-            <w:r>
-              <w:rPr>
-                <w:color w:val="auto"/>
-                <w:sz w:val="22"/>
-                <w:szCs w:val="22"/>
-                <w:lang w:eastAsia="en-US"/>
-              </w:rPr>
-              <w:t>локальная</w:t>
-            </w:r>
-            <w:proofErr w:type="spellEnd"/>
-            <w:r>
-              <w:rPr>
-                <w:color w:val="auto"/>
-                <w:sz w:val="22"/>
-                <w:szCs w:val="22"/>
-                <w:lang w:eastAsia="en-US"/>
-              </w:rPr>
-              <w:t>)</w:t>
-            </w:r>
-          </w:p>
-        </w:tc>
-        <w:tc>
-          <w:tcPr>
-            <w:tcW w:w="2631" w:type="dxa"/>
-            <w:tcBorders>
-              <w:top w:val="single" w:sz="4" w:space="0" w:color="auto"/>
-              <w:left w:val="single" w:sz="4" w:space="0" w:color="auto"/>
-              <w:bottom w:val="single" w:sz="4" w:space="0" w:color="auto"/>
-              <w:right w:val="single" w:sz="4" w:space="0" w:color="auto"/>
-            </w:tcBorders>
-          </w:tcPr>
-          <w:p>
-            <w:pPr>
-              <w:spacing w:after="0" w:line="240" w:lineRule="auto"/>
-              <w:ind w:right="-114"/>
-              <w:rPr>
-                <w:color w:val="auto"/>
-                <w:sz w:val="22"/>
-                <w:szCs w:val="22"/>
-                <w:lang w:eastAsia="en-US"/>
-              </w:rPr>
-            </w:pPr>
-          </w:p>
-        </w:tc>
-        <w:tc>
-          <w:tcPr>
-            <w:tcW w:w="2780" w:type="dxa"/>
-            <w:tcBorders>
-              <w:top w:val="single" w:sz="4" w:space="0" w:color="auto"/>
-              <w:left w:val="single" w:sz="4" w:space="0" w:color="auto"/>
-              <w:bottom w:val="single" w:sz="4" w:space="0" w:color="auto"/>
-              <w:right w:val="single" w:sz="4" w:space="0" w:color="auto"/>
-            </w:tcBorders>
-          </w:tcPr>
-          <w:p>
-            <w:pPr>
-              <w:spacing w:after="0" w:line="240" w:lineRule="auto"/>
-              <w:ind w:right="-114"/>
-              <w:rPr>
-                <w:color w:val="auto"/>
-                <w:sz w:val="22"/>
-                <w:szCs w:val="22"/>
-                <w:lang w:eastAsia="en-US"/>
-              </w:rPr>
-            </w:pPr>
-          </w:p>
-        </w:tc>
-        <w:tc>
-          <w:tcPr>
-            <w:tcW w:w="1531" w:type="dxa"/>
-            <w:tcBorders>
-              <w:top w:val="single" w:sz="4" w:space="0" w:color="auto"/>
-              <w:left w:val="single" w:sz="4" w:space="0" w:color="auto"/>
-              <w:bottom w:val="single" w:sz="4" w:space="0" w:color="auto"/>
-              <w:right w:val="single" w:sz="4" w:space="0" w:color="auto"/>
-            </w:tcBorders>
-            <w:hideMark/>
-          </w:tcPr>
-          <w:p>
-            <w:pPr>
-              <w:spacing w:after="0" w:line="240" w:lineRule="auto"/>
-              <w:ind w:right="-114"/>
-              <w:jc w:val="center"/>
-              <w:rPr>
-                <w:color w:val="auto"/>
-                <w:sz w:val="22"/>
-                <w:szCs w:val="22"/>
-                <w:lang w:eastAsia="en-US"/>
-              </w:rPr>
-            </w:pPr>
-            <w:r>
-              <w:rPr>
-                <w:color w:val="auto"/>
-                <w:sz w:val="22"/>
-                <w:szCs w:val="22"/>
-                <w:lang w:eastAsia="en-US"/>
-              </w:rPr>
-              <w:t>2025 г.</w:t>
-            </w:r>
-          </w:p>
-        </w:tc>
-      </w:tr>
     </w:tbl>
     <w:p>
       <w:pPr>
@@ -1998,7 +1751,34 @@
           <w:szCs w:val="22"/>
           <w:lang w:eastAsia="en-US"/>
         </w:rPr>
-        <w:t>Класс защищенности: Акт классификации о т «12» марта 2024 г., «2Б»</w:t>
+        <w:t>Класс защищенности: Акт классификации от «12» марта 2024 г., «</w:t>
+      </w:r>
+      <w:r>
+        <w:rPr>
+          <w:color w:val="auto"/>
+          <w:sz w:val="22"/>
+          <w:szCs w:val="22"/>
+          <w:lang w:eastAsia="en-US"/>
+        </w:rPr>
+        <w:t>1</w:t>
+      </w:r>
+      <w:r>
+        <w:rPr>
+          <w:color w:val="auto"/>
+          <w:sz w:val="22"/>
+          <w:szCs w:val="22"/>
+          <w:lang w:eastAsia="en-US"/>
+        </w:rPr>
+        <w:t>Д</w:t>
+      </w:r>
+      <w:r>
+        <w:rPr>
+          <w:color w:val="auto"/>
+          <w:sz w:val="22"/>
+          <w:szCs w:val="22"/>
+          <w:lang w:eastAsia="en-US"/>
+        </w:rPr>
+        <w:t>»</w:t>
       </w:r>
     </w:p>
     <w:p>
@@ -2025,17 +1805,15 @@
         </w:rPr>
         <w:t xml:space="preserve">2. Организация работы с </w:t>
       </w:r>
-      <w:proofErr w:type="spellStart"/>
-      <w:r>
-        <w:rPr>
-          <w:color w:val="auto"/>
-          <w:sz w:val="22"/>
-          <w:szCs w:val="22"/>
-          <w:lang w:eastAsia="en-US"/>
-        </w:rPr>
-        <w:t>конфидениельной</w:t>
-      </w:r>
-      <w:proofErr w:type="spellEnd"/>
+      <w:r>
+        <w:rPr>
+          <w:color w:val="auto"/>
+          <w:sz w:val="22"/>
+          <w:szCs w:val="22"/>
+          <w:lang w:eastAsia="en-US"/>
+        </w:rPr>
+        <w:t>конфиденциальной</w:t>
+      </w:r>
       <w:r>
         <w:rPr>
           <w:color w:val="auto"/>
@@ -2092,27 +1870,35 @@
           <w:szCs w:val="22"/>
           <w:lang w:eastAsia="en-US"/>
         </w:rPr>
-        <w:t>К обработке информации конфиденциального характера в автоматизированной системе «АРМ обработки конфиденциальной информации ООО «</w:t>
-      </w:r>
-      <w:proofErr w:type="spellStart"/>
-      <w:r>
-        <w:rPr>
-          <w:color w:val="auto"/>
-          <w:sz w:val="22"/>
-          <w:szCs w:val="22"/>
-          <w:lang w:eastAsia="en-US"/>
-        </w:rPr>
-        <w:t>Софтлист</w:t>
-      </w:r>
-      <w:proofErr w:type="spellEnd"/>
-      <w:r>
-        <w:rPr>
-          <w:color w:val="auto"/>
-          <w:sz w:val="22"/>
-          <w:szCs w:val="22"/>
-          <w:lang w:eastAsia="en-US"/>
-        </w:rPr>
-        <w:t>» допущены субъекты доступа из «Списка лиц, допущенных к обработке информации конфиденциального характера в автоматизированной системе...».</w:t>
+        <w:t xml:space="preserve">К обработке информации конфиденциального характера в автоматизированной системе «АРМ обработки конфиденциальной информации </w:t>
+      </w:r>
+      <w:r>
+        <w:rPr>
+          <w:color w:val="auto"/>
+          <w:sz w:val="22"/>
+          <w:szCs w:val="22"/>
+          <w:lang w:eastAsia="en-US"/>
+        </w:rPr>
+        <w:t>ПАО «Просвязьбанк»</w:t>
+      </w:r>
+      <w:r>
+        <w:rPr>
+          <w:color w:val="auto"/>
+          <w:sz w:val="22"/>
+          <w:szCs w:val="22"/>
+          <w:lang w:eastAsia="en-US"/>
+        </w:rPr>
+        <w:t xml:space="preserve"> допущены субъекты доступа из «Списка лиц, допущенных к обработке информации конфиденциального характера в </w:t>
+      </w:r>
+      <w:r>
+        <w:rPr>
+          <w:color w:val="auto"/>
+          <w:sz w:val="22"/>
+          <w:szCs w:val="22"/>
+          <w:lang w:eastAsia="en-US"/>
+        </w:rPr>
+        <w:lastRenderedPageBreak/>
+        <w:t>автоматизированной системе...».</w:t>
       </w:r>
     </w:p>
     <w:p>
@@ -2136,32 +1922,788 @@
           <w:szCs w:val="22"/>
           <w:lang w:eastAsia="en-US"/>
         </w:rPr>
+        <w:t>Субъекты доступа (далее - пользователь) имеют одинаковые права доступа к информации</w:t>
+      </w:r>
+    </w:p>
+    <w:p>
+      <w:pPr>
+        <w:widowControl w:val="0"/>
+        <w:autoSpaceDE w:val="0"/>
+        <w:autoSpaceDN w:val="0"/>
+        <w:spacing w:after="0" w:line="240" w:lineRule="auto"/>
+        <w:ind w:right="28"/>
+        <w:rPr>
+          <w:color w:val="auto"/>
+          <w:sz w:val="22"/>
+          <w:szCs w:val="22"/>
+          <w:lang w:eastAsia="en-US"/>
+        </w:rPr>
+      </w:pPr>
+      <w:r>
+        <w:rPr>
+          <w:color w:val="auto"/>
+          <w:sz w:val="22"/>
+          <w:szCs w:val="22"/>
+          <w:lang w:eastAsia="en-US"/>
+        </w:rPr>
+        <w:t>в АС.</w:t>
+      </w:r>
+    </w:p>
+    <w:p>
+      <w:pPr>
+        <w:widowControl w:val="0"/>
+        <w:autoSpaceDE w:val="0"/>
+        <w:autoSpaceDN w:val="0"/>
+        <w:spacing w:after="0" w:line="240" w:lineRule="auto"/>
+        <w:ind w:right="-114" w:firstLine="284"/>
+        <w:rPr>
+          <w:color w:val="auto"/>
+          <w:sz w:val="22"/>
+          <w:szCs w:val="22"/>
+          <w:lang w:eastAsia="en-US"/>
+        </w:rPr>
+      </w:pPr>
+      <w:r>
+        <w:rPr>
+          <w:color w:val="auto"/>
+          <w:sz w:val="22"/>
+          <w:szCs w:val="22"/>
+          <w:lang w:eastAsia="en-US"/>
+        </w:rPr>
+        <w:t>2.2. Настройка средств защиты информации от несанкционированного доступа для конкретных пользователей</w:t>
+      </w:r>
+    </w:p>
+    <w:p>
+      <w:pPr>
+        <w:widowControl w:val="0"/>
+        <w:autoSpaceDE w:val="0"/>
+        <w:autoSpaceDN w:val="0"/>
+        <w:spacing w:after="0" w:line="240" w:lineRule="auto"/>
+        <w:ind w:right="-114" w:firstLine="708"/>
+        <w:rPr>
+          <w:color w:val="auto"/>
+          <w:sz w:val="22"/>
+          <w:szCs w:val="22"/>
+          <w:lang w:eastAsia="en-US"/>
+        </w:rPr>
+      </w:pPr>
+      <w:r>
+        <w:rPr>
+          <w:color w:val="auto"/>
+          <w:sz w:val="22"/>
+          <w:szCs w:val="22"/>
+          <w:lang w:eastAsia="en-US"/>
+        </w:rPr>
+        <w:t>Пользователи АС зарегистрированы в системе защиты информации - Операционная система специального назначения «Astra Linux Special Edition» (далее - СЗИ НСД) и имеют личный пароль для входа в систему. При загрузке операционной системы в СЗИ НСД пользователь вводит личный пароль. По окончании загрузки компьютера пользователь получает права, установленные ответственным за защиту информации.</w:t>
+      </w:r>
+    </w:p>
+    <w:p>
+      <w:pPr>
+        <w:widowControl w:val="0"/>
+        <w:autoSpaceDE w:val="0"/>
+        <w:autoSpaceDN w:val="0"/>
+        <w:spacing w:after="0" w:line="240" w:lineRule="auto"/>
+        <w:ind w:right="-114" w:firstLine="567"/>
+        <w:rPr>
+          <w:color w:val="auto"/>
+          <w:sz w:val="22"/>
+          <w:szCs w:val="22"/>
+          <w:lang w:eastAsia="en-US"/>
+        </w:rPr>
+      </w:pPr>
+      <w:r>
+        <w:rPr>
+          <w:color w:val="auto"/>
+          <w:sz w:val="22"/>
+          <w:szCs w:val="22"/>
+          <w:lang w:eastAsia="en-US"/>
+        </w:rPr>
+        <w:t>СЗИ НСД настроена таким образом, что после 3 неудачных попыток авторизации система блокируется. Неудачные попытки авторизации фиксируются в журнале регистрации событий.</w:t>
+      </w:r>
+    </w:p>
+    <w:p>
+      <w:pPr>
+        <w:widowControl w:val="0"/>
+        <w:autoSpaceDE w:val="0"/>
+        <w:autoSpaceDN w:val="0"/>
+        <w:spacing w:after="0" w:line="240" w:lineRule="auto"/>
+        <w:ind w:right="-114" w:firstLine="284"/>
+        <w:rPr>
+          <w:color w:val="auto"/>
+          <w:sz w:val="22"/>
+          <w:szCs w:val="22"/>
+          <w:lang w:eastAsia="en-US"/>
+        </w:rPr>
+      </w:pPr>
+      <w:r>
+        <w:rPr>
+          <w:color w:val="auto"/>
+          <w:sz w:val="22"/>
+          <w:szCs w:val="22"/>
+          <w:lang w:eastAsia="en-US"/>
+        </w:rPr>
+        <w:t>2.3. Обработка информации, содержащей конфиденциальные сведения</w:t>
+      </w:r>
+    </w:p>
+    <w:p>
+      <w:pPr>
+        <w:widowControl w:val="0"/>
+        <w:autoSpaceDE w:val="0"/>
+        <w:autoSpaceDN w:val="0"/>
+        <w:spacing w:after="0" w:line="240" w:lineRule="auto"/>
+        <w:ind w:right="-114" w:firstLine="567"/>
+        <w:rPr>
+          <w:color w:val="auto"/>
+          <w:sz w:val="22"/>
+          <w:szCs w:val="22"/>
+          <w:lang w:eastAsia="en-US"/>
+        </w:rPr>
+      </w:pPr>
+      <w:r>
+        <w:rPr>
+          <w:color w:val="auto"/>
+          <w:sz w:val="22"/>
+          <w:szCs w:val="22"/>
+          <w:lang w:eastAsia="en-US"/>
+        </w:rPr>
+        <w:t xml:space="preserve">Перед началом работы в АС пользователь проверяет помещение на отсутствие посторонних лиц и закрывает входную дверь. </w:t>
+      </w:r>
+    </w:p>
+    <w:p>
+      <w:pPr>
+        <w:widowControl w:val="0"/>
+        <w:autoSpaceDE w:val="0"/>
+        <w:autoSpaceDN w:val="0"/>
+        <w:spacing w:after="0" w:line="240" w:lineRule="auto"/>
+        <w:ind w:right="-114" w:firstLine="567"/>
+        <w:rPr>
+          <w:color w:val="auto"/>
+          <w:sz w:val="22"/>
+          <w:szCs w:val="22"/>
+          <w:lang w:eastAsia="en-US"/>
+        </w:rPr>
+      </w:pPr>
+      <w:r>
+        <w:rPr>
+          <w:color w:val="auto"/>
+          <w:sz w:val="22"/>
+          <w:szCs w:val="22"/>
+          <w:lang w:eastAsia="en-US"/>
+        </w:rPr>
+        <w:t>Пользователь проверяет штатные технические средства обработки информации на соответствие уставленному перечню.</w:t>
+      </w:r>
+    </w:p>
+    <w:p>
+      <w:pPr>
+        <w:widowControl w:val="0"/>
+        <w:autoSpaceDE w:val="0"/>
+        <w:autoSpaceDN w:val="0"/>
+        <w:spacing w:after="0" w:line="240" w:lineRule="auto"/>
+        <w:ind w:right="-114" w:firstLine="567"/>
+        <w:rPr>
+          <w:color w:val="auto"/>
+          <w:sz w:val="22"/>
+          <w:szCs w:val="22"/>
+          <w:lang w:eastAsia="en-US"/>
+        </w:rPr>
+      </w:pPr>
+      <w:r>
+        <w:rPr>
+          <w:color w:val="auto"/>
+          <w:sz w:val="22"/>
+          <w:szCs w:val="22"/>
+          <w:lang w:eastAsia="en-US"/>
+        </w:rPr>
+        <w:t>При загрузке операционной системы в СЗИ НСД пользователь вводит личный пароль. По окончании загрузки компьютера пользователь получает права, установленные ответственным за</w:t>
+      </w:r>
+    </w:p>
+    <w:p>
+      <w:pPr>
+        <w:widowControl w:val="0"/>
+        <w:autoSpaceDE w:val="0"/>
+        <w:autoSpaceDN w:val="0"/>
+        <w:spacing w:after="0" w:line="240" w:lineRule="auto"/>
+        <w:ind w:right="-114"/>
+        <w:rPr>
+          <w:color w:val="auto"/>
+          <w:sz w:val="22"/>
+          <w:szCs w:val="22"/>
+          <w:lang w:eastAsia="en-US"/>
+        </w:rPr>
+      </w:pPr>
+      <w:r>
+        <w:rPr>
+          <w:color w:val="auto"/>
+          <w:sz w:val="22"/>
+          <w:szCs w:val="22"/>
+          <w:lang w:eastAsia="en-US"/>
+        </w:rPr>
+        <w:t>защиту информации.</w:t>
+      </w:r>
+    </w:p>
+    <w:p>
+      <w:pPr>
+        <w:widowControl w:val="0"/>
+        <w:autoSpaceDE w:val="0"/>
+        <w:autoSpaceDN w:val="0"/>
+        <w:spacing w:after="0" w:line="240" w:lineRule="auto"/>
+        <w:ind w:right="-114" w:firstLine="567"/>
+        <w:rPr>
+          <w:color w:val="auto"/>
+          <w:sz w:val="22"/>
+          <w:szCs w:val="22"/>
+          <w:lang w:eastAsia="en-US"/>
+        </w:rPr>
+      </w:pPr>
+      <w:r>
+        <w:rPr>
+          <w:color w:val="auto"/>
+          <w:sz w:val="22"/>
+          <w:szCs w:val="22"/>
+          <w:lang w:eastAsia="en-US"/>
+        </w:rPr>
+        <w:t>После успешного входа в систему пользователь, используя штатные средства, выполняет обработку информации и формирование электронных документов.</w:t>
+      </w:r>
+    </w:p>
+    <w:p>
+      <w:pPr>
+        <w:widowControl w:val="0"/>
+        <w:autoSpaceDE w:val="0"/>
+        <w:autoSpaceDN w:val="0"/>
+        <w:spacing w:after="0" w:line="240" w:lineRule="auto"/>
+        <w:ind w:right="-114" w:firstLine="567"/>
+        <w:rPr>
+          <w:color w:val="auto"/>
+          <w:sz w:val="22"/>
+          <w:szCs w:val="22"/>
+          <w:lang w:eastAsia="en-US"/>
+        </w:rPr>
+      </w:pPr>
+      <w:r>
+        <w:rPr>
+          <w:color w:val="auto"/>
+          <w:sz w:val="22"/>
+          <w:szCs w:val="22"/>
+          <w:lang w:eastAsia="en-US"/>
+        </w:rPr>
+        <w:t>По завершению подготовки электронного документа, содержащего сведения конфиденциального характера, пользователь присваивает документу соответствующий уровень конфиденциальности - «Конфиденциально»</w:t>
+      </w:r>
+    </w:p>
+    <w:p>
+      <w:pPr>
+        <w:widowControl w:val="0"/>
+        <w:autoSpaceDE w:val="0"/>
+        <w:autoSpaceDN w:val="0"/>
+        <w:spacing w:after="0" w:line="240" w:lineRule="auto"/>
+        <w:ind w:right="-114" w:firstLine="567"/>
+        <w:rPr>
+          <w:color w:val="auto"/>
+          <w:sz w:val="22"/>
+          <w:szCs w:val="22"/>
+          <w:lang w:eastAsia="en-US"/>
+        </w:rPr>
+      </w:pPr>
+      <w:r>
+        <w:rPr>
+          <w:color w:val="auto"/>
+          <w:sz w:val="22"/>
+          <w:szCs w:val="22"/>
+          <w:lang w:eastAsia="en-US"/>
+        </w:rPr>
+        <w:t>Входной информацией могут являться сведения открытого характера и сведения с пометкой «Конфиденциально», поступающие д л я обработки в АС из внутренних подразделений организации или сторонних организаций на основании договорных обязательств.</w:t>
+      </w:r>
+    </w:p>
+    <w:p>
+      <w:pPr>
+        <w:widowControl w:val="0"/>
+        <w:autoSpaceDE w:val="0"/>
+        <w:autoSpaceDN w:val="0"/>
+        <w:spacing w:after="0" w:line="240" w:lineRule="auto"/>
+        <w:ind w:right="-114" w:firstLine="567"/>
+        <w:rPr>
+          <w:color w:val="auto"/>
+          <w:sz w:val="22"/>
+          <w:szCs w:val="22"/>
+          <w:lang w:eastAsia="en-US"/>
+        </w:rPr>
+      </w:pPr>
+      <w:r>
+        <w:rPr>
+          <w:color w:val="auto"/>
+          <w:sz w:val="22"/>
+          <w:szCs w:val="22"/>
+          <w:lang w:eastAsia="en-US"/>
+        </w:rPr>
+        <w:t>Информация в АС поступает:</w:t>
+      </w:r>
+    </w:p>
+    <w:p>
+      <w:pPr>
+        <w:widowControl w:val="0"/>
+        <w:autoSpaceDE w:val="0"/>
+        <w:autoSpaceDN w:val="0"/>
+        <w:spacing w:after="0" w:line="240" w:lineRule="auto"/>
+        <w:ind w:right="-114" w:firstLine="567"/>
+        <w:rPr>
+          <w:color w:val="auto"/>
+          <w:sz w:val="22"/>
+          <w:szCs w:val="22"/>
+          <w:lang w:eastAsia="en-US"/>
+        </w:rPr>
+      </w:pPr>
+      <w:r>
+        <w:rPr>
+          <w:color w:val="auto"/>
+          <w:sz w:val="22"/>
+          <w:szCs w:val="22"/>
+          <w:lang w:eastAsia="en-US"/>
+        </w:rPr>
+        <w:t>- путём ввода текста с клавиатуры;</w:t>
+      </w:r>
+    </w:p>
+    <w:p>
+      <w:pPr>
+        <w:widowControl w:val="0"/>
+        <w:autoSpaceDE w:val="0"/>
+        <w:autoSpaceDN w:val="0"/>
+        <w:spacing w:after="0" w:line="240" w:lineRule="auto"/>
+        <w:ind w:right="-114" w:firstLine="567"/>
+        <w:rPr>
+          <w:color w:val="auto"/>
+          <w:sz w:val="22"/>
+          <w:szCs w:val="22"/>
+          <w:lang w:eastAsia="en-US"/>
+        </w:rPr>
+      </w:pPr>
+      <w:r>
+        <w:rPr>
+          <w:color w:val="auto"/>
+          <w:sz w:val="22"/>
+          <w:szCs w:val="22"/>
+          <w:lang w:eastAsia="en-US"/>
+        </w:rPr>
+        <w:t>- путём копирования с внешних цифровых носителей информации, учтенных в установленном порядке.</w:t>
+      </w:r>
+    </w:p>
+    <w:p>
+      <w:pPr>
+        <w:widowControl w:val="0"/>
+        <w:autoSpaceDE w:val="0"/>
+        <w:autoSpaceDN w:val="0"/>
+        <w:spacing w:after="0" w:line="240" w:lineRule="auto"/>
+        <w:ind w:right="-114" w:firstLine="567"/>
+        <w:rPr>
+          <w:color w:val="auto"/>
+          <w:sz w:val="22"/>
+          <w:szCs w:val="22"/>
+          <w:lang w:eastAsia="en-US"/>
+        </w:rPr>
+      </w:pPr>
+      <w:r>
+        <w:rPr>
+          <w:color w:val="auto"/>
+          <w:sz w:val="22"/>
+          <w:szCs w:val="22"/>
+          <w:lang w:eastAsia="en-US"/>
+        </w:rPr>
+        <w:t>Выходной информацией могут являться сведения открытого характера и сведения с пометкой «Конфиденциально».</w:t>
+      </w:r>
+    </w:p>
+    <w:p>
+      <w:pPr>
+        <w:widowControl w:val="0"/>
+        <w:autoSpaceDE w:val="0"/>
+        <w:autoSpaceDN w:val="0"/>
+        <w:spacing w:after="0" w:line="240" w:lineRule="auto"/>
+        <w:ind w:right="-114" w:firstLine="567"/>
+        <w:rPr>
+          <w:color w:val="auto"/>
+          <w:sz w:val="22"/>
+          <w:szCs w:val="22"/>
+          <w:lang w:eastAsia="en-US"/>
+        </w:rPr>
+      </w:pPr>
+      <w:r>
+        <w:rPr>
+          <w:color w:val="auto"/>
+          <w:sz w:val="22"/>
+          <w:szCs w:val="22"/>
+          <w:lang w:eastAsia="en-US"/>
+        </w:rPr>
+        <w:t>Информация из АС выводится:</w:t>
+      </w:r>
+    </w:p>
+    <w:p>
+      <w:pPr>
+        <w:widowControl w:val="0"/>
+        <w:autoSpaceDE w:val="0"/>
+        <w:autoSpaceDN w:val="0"/>
+        <w:spacing w:after="0" w:line="240" w:lineRule="auto"/>
+        <w:ind w:right="-114" w:firstLine="567"/>
+        <w:rPr>
+          <w:color w:val="auto"/>
+          <w:sz w:val="22"/>
+          <w:szCs w:val="22"/>
+          <w:lang w:eastAsia="en-US"/>
+        </w:rPr>
+      </w:pPr>
+      <w:r>
+        <w:rPr>
+          <w:color w:val="auto"/>
+          <w:sz w:val="22"/>
+          <w:szCs w:val="22"/>
+          <w:lang w:eastAsia="en-US"/>
+        </w:rPr>
+        <w:t>- путём печати электронных документов, через принтер, входящий в состав АС;</w:t>
+      </w:r>
+    </w:p>
+    <w:p>
+      <w:pPr>
+        <w:widowControl w:val="0"/>
+        <w:autoSpaceDE w:val="0"/>
+        <w:autoSpaceDN w:val="0"/>
+        <w:spacing w:after="0" w:line="240" w:lineRule="auto"/>
+        <w:ind w:right="-114" w:firstLine="567"/>
+        <w:rPr>
+          <w:color w:val="auto"/>
+          <w:sz w:val="22"/>
+          <w:szCs w:val="22"/>
+          <w:lang w:eastAsia="en-US"/>
+        </w:rPr>
+      </w:pPr>
+      <w:r>
+        <w:rPr>
+          <w:color w:val="auto"/>
+          <w:sz w:val="22"/>
+          <w:szCs w:val="22"/>
+          <w:lang w:eastAsia="en-US"/>
+        </w:rPr>
+        <w:t>- путём копирования на внешние цифровые носители информации, учтенные установленном порядке.</w:t>
+      </w:r>
+    </w:p>
+    <w:p>
+      <w:pPr>
+        <w:widowControl w:val="0"/>
+        <w:autoSpaceDE w:val="0"/>
+        <w:autoSpaceDN w:val="0"/>
+        <w:spacing w:after="0" w:line="240" w:lineRule="auto"/>
+        <w:ind w:right="-114" w:firstLine="284"/>
+        <w:rPr>
+          <w:color w:val="auto"/>
+          <w:sz w:val="22"/>
+          <w:szCs w:val="22"/>
+          <w:lang w:eastAsia="en-US"/>
+        </w:rPr>
+      </w:pPr>
+      <w:r>
+        <w:rPr>
+          <w:color w:val="auto"/>
+          <w:sz w:val="22"/>
+          <w:szCs w:val="22"/>
+          <w:lang w:eastAsia="en-US"/>
+        </w:rPr>
+        <w:t>2.4. Хранение документов конфиденциального характера</w:t>
+      </w:r>
+    </w:p>
+    <w:p>
+      <w:pPr>
+        <w:widowControl w:val="0"/>
+        <w:autoSpaceDE w:val="0"/>
+        <w:autoSpaceDN w:val="0"/>
+        <w:spacing w:after="0" w:line="240" w:lineRule="auto"/>
+        <w:ind w:right="-114" w:firstLine="567"/>
+        <w:rPr>
+          <w:color w:val="auto"/>
+          <w:sz w:val="22"/>
+          <w:szCs w:val="22"/>
+          <w:lang w:eastAsia="en-US"/>
+        </w:rPr>
+      </w:pPr>
+      <w:r>
+        <w:rPr>
+          <w:color w:val="auto"/>
+          <w:sz w:val="22"/>
+          <w:szCs w:val="22"/>
+          <w:lang w:eastAsia="en-US"/>
+        </w:rPr>
+        <w:t>После печати документа, содержащего информацию конфиденциального характера, пользователь регистрирует документ в установленном порядке и проставляет на нём соответствующие реквизиты. Хранение документов осуществляется в шкафу (сейфе).</w:t>
+      </w:r>
+    </w:p>
+    <w:p>
+      <w:pPr>
+        <w:widowControl w:val="0"/>
+        <w:autoSpaceDE w:val="0"/>
+        <w:autoSpaceDN w:val="0"/>
+        <w:spacing w:after="0" w:line="240" w:lineRule="auto"/>
+        <w:ind w:right="-114" w:firstLine="284"/>
+        <w:rPr>
+          <w:color w:val="auto"/>
+          <w:sz w:val="22"/>
+          <w:szCs w:val="22"/>
+          <w:lang w:eastAsia="en-US"/>
+        </w:rPr>
+      </w:pPr>
+      <w:r>
+        <w:rPr>
+          <w:color w:val="auto"/>
+          <w:sz w:val="22"/>
+          <w:szCs w:val="22"/>
+          <w:lang w:eastAsia="en-US"/>
+        </w:rPr>
+        <w:t>2.5. Хранение съемных носителей</w:t>
+      </w:r>
+    </w:p>
+    <w:p>
+      <w:pPr>
+        <w:widowControl w:val="0"/>
+        <w:autoSpaceDE w:val="0"/>
+        <w:autoSpaceDN w:val="0"/>
+        <w:spacing w:after="0" w:line="240" w:lineRule="auto"/>
+        <w:ind w:right="-114" w:firstLine="567"/>
+        <w:rPr>
+          <w:color w:val="auto"/>
+          <w:sz w:val="22"/>
+          <w:szCs w:val="22"/>
+          <w:lang w:eastAsia="en-US"/>
+        </w:rPr>
+      </w:pPr>
+      <w:r>
+        <w:rPr>
+          <w:color w:val="auto"/>
+          <w:sz w:val="22"/>
+          <w:szCs w:val="22"/>
+          <w:lang w:eastAsia="en-US"/>
+        </w:rPr>
+        <w:t xml:space="preserve">Выносить внешние носители информации конфиденциального характера за пределы </w:t>
+      </w:r>
+      <w:r>
+        <w:rPr>
+          <w:color w:val="auto"/>
+          <w:sz w:val="22"/>
+          <w:szCs w:val="22"/>
+          <w:lang w:eastAsia="en-US"/>
+        </w:rPr>
+        <w:t>ПАО «Промсвязьбанк»</w:t>
+      </w:r>
+      <w:r>
+        <w:rPr>
+          <w:color w:val="auto"/>
+          <w:sz w:val="22"/>
+          <w:szCs w:val="22"/>
+          <w:lang w:eastAsia="en-US"/>
+        </w:rPr>
+        <w:t xml:space="preserve"> </w:t>
+      </w:r>
+      <w:r>
+        <w:rPr>
+          <w:color w:val="auto"/>
+          <w:sz w:val="22"/>
+          <w:szCs w:val="22"/>
+          <w:lang w:eastAsia="en-US"/>
+        </w:rPr>
+        <w:t>без оформленного в установленном порядке разрешения запрещается. Хранение съемных носителей информации осуществляется в шкафу (сейфе).</w:t>
+      </w:r>
+    </w:p>
+    <w:p>
+      <w:pPr>
+        <w:widowControl w:val="0"/>
+        <w:autoSpaceDE w:val="0"/>
+        <w:autoSpaceDN w:val="0"/>
+        <w:spacing w:after="0" w:line="240" w:lineRule="auto"/>
+        <w:ind w:right="-114" w:firstLine="284"/>
+        <w:rPr>
+          <w:color w:val="auto"/>
+          <w:sz w:val="22"/>
+          <w:szCs w:val="22"/>
+          <w:lang w:eastAsia="en-US"/>
+        </w:rPr>
+      </w:pPr>
+      <w:r>
+        <w:rPr>
+          <w:color w:val="auto"/>
+          <w:sz w:val="22"/>
+          <w:szCs w:val="22"/>
+          <w:lang w:eastAsia="en-US"/>
+        </w:rPr>
+        <w:t>2.6. Печать, сканирование и копирование с бумажных носителей</w:t>
+      </w:r>
+    </w:p>
+    <w:p>
+      <w:pPr>
+        <w:widowControl w:val="0"/>
+        <w:autoSpaceDE w:val="0"/>
+        <w:autoSpaceDN w:val="0"/>
+        <w:spacing w:after="0" w:line="240" w:lineRule="auto"/>
+        <w:ind w:right="-114" w:firstLine="567"/>
+        <w:rPr>
+          <w:color w:val="auto"/>
+          <w:sz w:val="22"/>
+          <w:szCs w:val="22"/>
+          <w:lang w:eastAsia="en-US"/>
+        </w:rPr>
+      </w:pPr>
+      <w:r>
+        <w:rPr>
+          <w:color w:val="auto"/>
+          <w:sz w:val="22"/>
+          <w:szCs w:val="22"/>
+          <w:lang w:eastAsia="en-US"/>
+        </w:rPr>
+        <w:t>Печать, сканирование и копирование конфиденциальных документов осуществляется только лицами, допущенным к обработке информации в АС.</w:t>
+      </w:r>
+    </w:p>
+    <w:p>
+      <w:pPr>
+        <w:widowControl w:val="0"/>
+        <w:autoSpaceDE w:val="0"/>
+        <w:autoSpaceDN w:val="0"/>
+        <w:spacing w:after="0" w:line="240" w:lineRule="auto"/>
+        <w:ind w:right="-114" w:firstLine="284"/>
+        <w:rPr>
+          <w:color w:val="auto"/>
+          <w:sz w:val="22"/>
+          <w:szCs w:val="22"/>
+          <w:lang w:eastAsia="en-US"/>
+        </w:rPr>
+      </w:pPr>
+      <w:r>
+        <w:rPr>
+          <w:color w:val="auto"/>
+          <w:sz w:val="22"/>
+          <w:szCs w:val="22"/>
+          <w:lang w:eastAsia="en-US"/>
+        </w:rPr>
+        <w:t>2.7. Удаление электронных документов, содержащих конфиденциальную информацию со съемных носителей и жестких дисков</w:t>
+      </w:r>
+    </w:p>
+    <w:p>
+      <w:pPr>
+        <w:widowControl w:val="0"/>
+        <w:autoSpaceDE w:val="0"/>
+        <w:autoSpaceDN w:val="0"/>
+        <w:spacing w:after="0" w:line="240" w:lineRule="auto"/>
+        <w:ind w:right="-114" w:firstLine="567"/>
+        <w:rPr>
+          <w:color w:val="auto"/>
+          <w:sz w:val="22"/>
+          <w:szCs w:val="22"/>
+          <w:lang w:eastAsia="en-US"/>
+        </w:rPr>
+      </w:pPr>
+      <w:r>
+        <w:rPr>
+          <w:color w:val="auto"/>
+          <w:sz w:val="22"/>
+          <w:szCs w:val="22"/>
+          <w:lang w:eastAsia="en-US"/>
+        </w:rPr>
+        <w:t>Основанием для уничтожения записей или части записей с машинного носителя являются следующие случаи:</w:t>
+      </w:r>
+    </w:p>
+    <w:p>
+      <w:pPr>
+        <w:widowControl w:val="0"/>
+        <w:autoSpaceDE w:val="0"/>
+        <w:autoSpaceDN w:val="0"/>
+        <w:spacing w:after="0" w:line="240" w:lineRule="auto"/>
+        <w:ind w:right="-114" w:firstLine="567"/>
+        <w:rPr>
+          <w:color w:val="auto"/>
+          <w:sz w:val="22"/>
+          <w:szCs w:val="22"/>
+          <w:lang w:eastAsia="en-US"/>
+        </w:rPr>
+      </w:pPr>
+      <w:r>
+        <w:rPr>
+          <w:color w:val="auto"/>
+          <w:sz w:val="22"/>
+          <w:szCs w:val="22"/>
+          <w:lang w:eastAsia="en-US"/>
+        </w:rPr>
+        <w:t>- возврат носителя работником;</w:t>
+      </w:r>
+    </w:p>
+    <w:p>
+      <w:pPr>
+        <w:widowControl w:val="0"/>
+        <w:autoSpaceDE w:val="0"/>
+        <w:autoSpaceDN w:val="0"/>
+        <w:spacing w:after="0" w:line="240" w:lineRule="auto"/>
+        <w:ind w:right="-114" w:firstLine="567"/>
+        <w:rPr>
+          <w:color w:val="auto"/>
+          <w:sz w:val="22"/>
+          <w:szCs w:val="22"/>
+          <w:lang w:eastAsia="en-US"/>
+        </w:rPr>
+      </w:pPr>
+      <w:r>
+        <w:rPr>
+          <w:color w:val="auto"/>
+          <w:sz w:val="22"/>
+          <w:szCs w:val="22"/>
+          <w:lang w:eastAsia="en-US"/>
+        </w:rPr>
+        <w:t>- передача носителя в ремонт;</w:t>
+      </w:r>
+    </w:p>
+    <w:p>
+      <w:pPr>
+        <w:widowControl w:val="0"/>
+        <w:autoSpaceDE w:val="0"/>
+        <w:autoSpaceDN w:val="0"/>
+        <w:spacing w:after="0" w:line="240" w:lineRule="auto"/>
+        <w:ind w:right="-114" w:firstLine="567"/>
+        <w:rPr>
+          <w:color w:val="auto"/>
+          <w:sz w:val="22"/>
+          <w:szCs w:val="22"/>
+          <w:lang w:eastAsia="en-US"/>
+        </w:rPr>
+      </w:pPr>
+      <w:r>
+        <w:rPr>
+          <w:color w:val="auto"/>
+          <w:sz w:val="22"/>
+          <w:szCs w:val="22"/>
+          <w:lang w:eastAsia="en-US"/>
+        </w:rPr>
+        <w:t>- списание носителя.</w:t>
+      </w:r>
+    </w:p>
+    <w:p>
+      <w:pPr>
+        <w:widowControl w:val="0"/>
+        <w:autoSpaceDE w:val="0"/>
+        <w:autoSpaceDN w:val="0"/>
+        <w:spacing w:after="0" w:line="240" w:lineRule="auto"/>
+        <w:ind w:right="-114" w:firstLine="567"/>
+        <w:rPr>
+          <w:color w:val="auto"/>
+          <w:sz w:val="22"/>
+          <w:szCs w:val="22"/>
+          <w:lang w:eastAsia="en-US"/>
+        </w:rPr>
+      </w:pPr>
+      <w:r>
+        <w:rPr>
+          <w:color w:val="auto"/>
+          <w:sz w:val="22"/>
+          <w:szCs w:val="22"/>
+          <w:lang w:eastAsia="en-US"/>
+        </w:rPr>
+        <w:t xml:space="preserve">Уничтожение конфиденциальной информации с машинных носителей осуществляется с </w:t>
+      </w:r>
+      <w:r>
+        <w:rPr>
+          <w:color w:val="auto"/>
+          <w:sz w:val="22"/>
+          <w:szCs w:val="22"/>
+          <w:lang w:eastAsia="en-US"/>
+        </w:rPr>
         <w:lastRenderedPageBreak/>
-        <w:t>Субъекты доступа (далее - пользователь) имеют одинаковые права доступа к информации</w:t>
-      </w:r>
-    </w:p>
-    <w:p>
-      <w:pPr>
-        <w:widowControl w:val="0"/>
-        <w:autoSpaceDE w:val="0"/>
-        <w:autoSpaceDN w:val="0"/>
-        <w:spacing w:after="0" w:line="240" w:lineRule="auto"/>
-        <w:ind w:right="28"/>
-        <w:rPr>
-          <w:color w:val="auto"/>
-          <w:sz w:val="22"/>
-          <w:szCs w:val="22"/>
-          <w:lang w:eastAsia="en-US"/>
-        </w:rPr>
-      </w:pPr>
-      <w:r>
-        <w:rPr>
-          <w:color w:val="auto"/>
-          <w:sz w:val="22"/>
-          <w:szCs w:val="22"/>
-          <w:lang w:eastAsia="en-US"/>
-        </w:rPr>
-        <w:t>в АС.</w:t>
+        <w:t>использованием средств конфиденциальной информации с носителя подготавливается Акт об уничтожении записей с носителя.</w:t>
       </w:r>
     </w:p>
     <w:p>
@@ -2185,31 +2727,7 @@
           <w:szCs w:val="22"/>
           <w:lang w:eastAsia="en-US"/>
         </w:rPr>
-        <w:t>2.2. Настройка средств защиты информации от несанкционированного доступа для конкретных пользователей</w:t>
-      </w:r>
-    </w:p>
-    <w:p>
-      <w:pPr>
-        <w:widowControl w:val="0"/>
-        <w:autoSpaceDE w:val="0"/>
-        <w:autoSpaceDN w:val="0"/>
-        <w:spacing w:after="0" w:line="240" w:lineRule="auto"/>
-        <w:ind w:right="-114" w:firstLine="708"/>
-        <w:rPr>
-          <w:color w:val="auto"/>
-          <w:sz w:val="22"/>
-          <w:szCs w:val="22"/>
-          <w:lang w:eastAsia="en-US"/>
-        </w:rPr>
-      </w:pPr>
-      <w:r>
-        <w:rPr>
-          <w:color w:val="auto"/>
-          <w:sz w:val="22"/>
-          <w:szCs w:val="22"/>
-          <w:lang w:eastAsia="en-US"/>
-        </w:rPr>
-        <w:t>Пользователи АС зарегистрированы в системе защиты информации - Операционная система специального назначения «Astra Linux Special Edition» (далее - СЗИ НСД) и имеют личный пароль для входа в систему. При загрузке операционной системы в СЗИ НСД пользователь вводит личный пароль. По окончании загрузки компьютера пользователь получает права, установленные ответственным за защиту информации.</w:t>
+        <w:t>2.8. Уничтожение съемных носителей</w:t>
       </w:r>
     </w:p>
     <w:p>
@@ -2233,7 +2751,31 @@
           <w:szCs w:val="22"/>
           <w:lang w:eastAsia="en-US"/>
         </w:rPr>
-        <w:t>СЗИ НСД настроена таким образом, что после 3 неудачных попыток авторизации система блокируется. Неудачные попытки авторизации фиксируются в журнале регистрации событий.</w:t>
+        <w:t>Уничтожение съемных носителей с конфиденциальной информацией осуществляется «уполномоченной комиссией». По результатам уничтожения носителей составляется акт.</w:t>
+      </w:r>
+    </w:p>
+    <w:p>
+      <w:pPr>
+        <w:widowControl w:val="0"/>
+        <w:autoSpaceDE w:val="0"/>
+        <w:autoSpaceDN w:val="0"/>
+        <w:spacing w:after="0" w:line="240" w:lineRule="auto"/>
+        <w:ind w:right="-114"/>
+        <w:rPr>
+          <w:color w:val="auto"/>
+          <w:sz w:val="22"/>
+          <w:szCs w:val="22"/>
+          <w:lang w:eastAsia="en-US"/>
+        </w:rPr>
+      </w:pPr>
+      <w:r>
+        <w:rPr>
+          <w:color w:val="auto"/>
+          <w:sz w:val="22"/>
+          <w:szCs w:val="22"/>
+          <w:lang w:eastAsia="en-US"/>
+        </w:rPr>
+        <w:t>3. Описание технологического процесса обеспечения информационной безопасности</w:t>
       </w:r>
     </w:p>
     <w:p>
@@ -2257,7 +2799,7 @@
           <w:szCs w:val="22"/>
           <w:lang w:eastAsia="en-US"/>
         </w:rPr>
-        <w:t>2.3. Обработка информации, содержащей конфиденциальные сведения</w:t>
+        <w:t>3.1. Защита о т несанкционированного доступа</w:t>
       </w:r>
     </w:p>
     <w:p>
@@ -2281,7 +2823,7 @@
           <w:szCs w:val="22"/>
           <w:lang w:eastAsia="en-US"/>
         </w:rPr>
-        <w:t xml:space="preserve">Перед началом работы в АС пользователь проверяет помещение на отсутствие посторонних лиц и закрывает входную дверь. </w:t>
+        <w:t>Допуск пользователей к обработке информации производится на основании приказа по представлению ответственного за обеспечение безопасности. К приказу прилагаются новый или актуализированный список работников, допущенных к обработке защищаемой информации.</w:t>
       </w:r>
     </w:p>
     <w:p>
@@ -2305,7 +2847,7 @@
           <w:szCs w:val="22"/>
           <w:lang w:eastAsia="en-US"/>
         </w:rPr>
-        <w:t>Пользователь проверяет штатные технические средства обработки информации на соответствие уставленному перечню.</w:t>
+        <w:t>После подписания приказа ответственный за защиту информации:</w:t>
       </w:r>
     </w:p>
     <w:p>
@@ -2329,757 +2871,7 @@
           <w:szCs w:val="22"/>
           <w:lang w:eastAsia="en-US"/>
         </w:rPr>
-        <w:t>При загрузке операционной системы в СЗИ НСД пользователь вводит личный пароль. По окончании загрузки компьютера пользователь получает права, установленные ответственным за</w:t>
-      </w:r>
-    </w:p>
-    <w:p>
-      <w:pPr>
-        <w:widowControl w:val="0"/>
-        <w:autoSpaceDE w:val="0"/>
-        <w:autoSpaceDN w:val="0"/>
-        <w:spacing w:after="0" w:line="240" w:lineRule="auto"/>
-        <w:ind w:right="-114"/>
-        <w:rPr>
-          <w:color w:val="auto"/>
-          <w:sz w:val="22"/>
-          <w:szCs w:val="22"/>
-          <w:lang w:eastAsia="en-US"/>
-        </w:rPr>
-      </w:pPr>
-      <w:r>
-        <w:rPr>
-          <w:color w:val="auto"/>
-          <w:sz w:val="22"/>
-          <w:szCs w:val="22"/>
-          <w:lang w:eastAsia="en-US"/>
-        </w:rPr>
-        <w:t>защиту информации.</w:t>
-      </w:r>
-    </w:p>
-    <w:p>
-      <w:pPr>
-        <w:widowControl w:val="0"/>
-        <w:autoSpaceDE w:val="0"/>
-        <w:autoSpaceDN w:val="0"/>
-        <w:spacing w:after="0" w:line="240" w:lineRule="auto"/>
-        <w:ind w:right="-114" w:firstLine="567"/>
-        <w:rPr>
-          <w:color w:val="auto"/>
-          <w:sz w:val="22"/>
-          <w:szCs w:val="22"/>
-          <w:lang w:eastAsia="en-US"/>
-        </w:rPr>
-      </w:pPr>
-      <w:r>
-        <w:rPr>
-          <w:color w:val="auto"/>
-          <w:sz w:val="22"/>
-          <w:szCs w:val="22"/>
-          <w:lang w:eastAsia="en-US"/>
-        </w:rPr>
-        <w:t>После успешного входа в систему пользователь, используя штатные средства, выполняет обработку информации и формирование электронных документов.</w:t>
-      </w:r>
-    </w:p>
-    <w:p>
-      <w:pPr>
-        <w:widowControl w:val="0"/>
-        <w:autoSpaceDE w:val="0"/>
-        <w:autoSpaceDN w:val="0"/>
-        <w:spacing w:after="0" w:line="240" w:lineRule="auto"/>
-        <w:ind w:right="-114" w:firstLine="567"/>
-        <w:rPr>
-          <w:color w:val="auto"/>
-          <w:sz w:val="22"/>
-          <w:szCs w:val="22"/>
-          <w:lang w:eastAsia="en-US"/>
-        </w:rPr>
-      </w:pPr>
-      <w:r>
-        <w:rPr>
-          <w:color w:val="auto"/>
-          <w:sz w:val="22"/>
-          <w:szCs w:val="22"/>
-          <w:lang w:eastAsia="en-US"/>
-        </w:rPr>
-        <w:t>По завершению подготовки электронного документа, содержащего сведения конфиденциального характера, пользователь присваивает документу соответствующий уровень конфиденциальности - «Конфиденциально»</w:t>
-      </w:r>
-    </w:p>
-    <w:p>
-      <w:pPr>
-        <w:widowControl w:val="0"/>
-        <w:autoSpaceDE w:val="0"/>
-        <w:autoSpaceDN w:val="0"/>
-        <w:spacing w:after="0" w:line="240" w:lineRule="auto"/>
-        <w:ind w:right="-114" w:firstLine="567"/>
-        <w:rPr>
-          <w:color w:val="auto"/>
-          <w:sz w:val="22"/>
-          <w:szCs w:val="22"/>
-          <w:lang w:eastAsia="en-US"/>
-        </w:rPr>
-      </w:pPr>
-      <w:r>
-        <w:rPr>
-          <w:color w:val="auto"/>
-          <w:sz w:val="22"/>
-          <w:szCs w:val="22"/>
-          <w:lang w:eastAsia="en-US"/>
-        </w:rPr>
-        <w:t>Входной информацией могут являться сведения открытого характера и сведения с пометкой «Конфиденциально», поступающие д л я обработки в АС из внутренних подразделений организации или сторонних организаций на основании договорных обязательств.</w:t>
-      </w:r>
-    </w:p>
-    <w:p>
-      <w:pPr>
-        <w:widowControl w:val="0"/>
-        <w:autoSpaceDE w:val="0"/>
-        <w:autoSpaceDN w:val="0"/>
-        <w:spacing w:after="0" w:line="240" w:lineRule="auto"/>
-        <w:ind w:right="-114" w:firstLine="567"/>
-        <w:rPr>
-          <w:color w:val="auto"/>
-          <w:sz w:val="22"/>
-          <w:szCs w:val="22"/>
-          <w:lang w:eastAsia="en-US"/>
-        </w:rPr>
-      </w:pPr>
-      <w:r>
-        <w:rPr>
-          <w:color w:val="auto"/>
-          <w:sz w:val="22"/>
-          <w:szCs w:val="22"/>
-          <w:lang w:eastAsia="en-US"/>
-        </w:rPr>
-        <w:t>Информация в АС поступает:</w:t>
-      </w:r>
-    </w:p>
-    <w:p>
-      <w:pPr>
-        <w:widowControl w:val="0"/>
-        <w:autoSpaceDE w:val="0"/>
-        <w:autoSpaceDN w:val="0"/>
-        <w:spacing w:after="0" w:line="240" w:lineRule="auto"/>
-        <w:ind w:right="-114" w:firstLine="567"/>
-        <w:rPr>
-          <w:color w:val="auto"/>
-          <w:sz w:val="22"/>
-          <w:szCs w:val="22"/>
-          <w:lang w:eastAsia="en-US"/>
-        </w:rPr>
-      </w:pPr>
-      <w:r>
-        <w:rPr>
-          <w:color w:val="auto"/>
-          <w:sz w:val="22"/>
-          <w:szCs w:val="22"/>
-          <w:lang w:eastAsia="en-US"/>
-        </w:rPr>
-        <w:t>- путём ввода текста с клавиатуры;</w:t>
-      </w:r>
-    </w:p>
-    <w:p>
-      <w:pPr>
-        <w:widowControl w:val="0"/>
-        <w:autoSpaceDE w:val="0"/>
-        <w:autoSpaceDN w:val="0"/>
-        <w:spacing w:after="0" w:line="240" w:lineRule="auto"/>
-        <w:ind w:right="-114" w:firstLine="567"/>
-        <w:rPr>
-          <w:color w:val="auto"/>
-          <w:sz w:val="22"/>
-          <w:szCs w:val="22"/>
-          <w:lang w:eastAsia="en-US"/>
-        </w:rPr>
-      </w:pPr>
-      <w:r>
-        <w:rPr>
-          <w:color w:val="auto"/>
-          <w:sz w:val="22"/>
-          <w:szCs w:val="22"/>
-          <w:lang w:eastAsia="en-US"/>
-        </w:rPr>
-        <w:t>- путём копирования с внешних цифровых носителей информации, учтенных в установленном порядке.</w:t>
-      </w:r>
-    </w:p>
-    <w:p>
-      <w:pPr>
-        <w:widowControl w:val="0"/>
-        <w:autoSpaceDE w:val="0"/>
-        <w:autoSpaceDN w:val="0"/>
-        <w:spacing w:after="0" w:line="240" w:lineRule="auto"/>
-        <w:ind w:right="-114" w:firstLine="567"/>
-        <w:rPr>
-          <w:color w:val="auto"/>
-          <w:sz w:val="22"/>
-          <w:szCs w:val="22"/>
-          <w:lang w:eastAsia="en-US"/>
-        </w:rPr>
-      </w:pPr>
-      <w:r>
-        <w:rPr>
-          <w:color w:val="auto"/>
-          <w:sz w:val="22"/>
-          <w:szCs w:val="22"/>
-          <w:lang w:eastAsia="en-US"/>
-        </w:rPr>
-        <w:t>Выходной информацией могут являться сведения открытого характера и сведения с пометкой «Конфиденциально».</w:t>
-      </w:r>
-    </w:p>
-    <w:p>
-      <w:pPr>
-        <w:widowControl w:val="0"/>
-        <w:autoSpaceDE w:val="0"/>
-        <w:autoSpaceDN w:val="0"/>
-        <w:spacing w:after="0" w:line="240" w:lineRule="auto"/>
-        <w:ind w:right="-114" w:firstLine="567"/>
-        <w:rPr>
-          <w:color w:val="auto"/>
-          <w:sz w:val="22"/>
-          <w:szCs w:val="22"/>
-          <w:lang w:eastAsia="en-US"/>
-        </w:rPr>
-      </w:pPr>
-      <w:r>
-        <w:rPr>
-          <w:color w:val="auto"/>
-          <w:sz w:val="22"/>
-          <w:szCs w:val="22"/>
-          <w:lang w:eastAsia="en-US"/>
-        </w:rPr>
-        <w:t>Информация из АС выводится:</w:t>
-      </w:r>
-    </w:p>
-    <w:p>
-      <w:pPr>
-        <w:widowControl w:val="0"/>
-        <w:autoSpaceDE w:val="0"/>
-        <w:autoSpaceDN w:val="0"/>
-        <w:spacing w:after="0" w:line="240" w:lineRule="auto"/>
-        <w:ind w:right="-114" w:firstLine="567"/>
-        <w:rPr>
-          <w:color w:val="auto"/>
-          <w:sz w:val="22"/>
-          <w:szCs w:val="22"/>
-          <w:lang w:eastAsia="en-US"/>
-        </w:rPr>
-      </w:pPr>
-      <w:r>
-        <w:rPr>
-          <w:color w:val="auto"/>
-          <w:sz w:val="22"/>
-          <w:szCs w:val="22"/>
-          <w:lang w:eastAsia="en-US"/>
-        </w:rPr>
-        <w:t>- путём печати электронных документов, через принтер, входящий в состав АС;</w:t>
-      </w:r>
-    </w:p>
-    <w:p>
-      <w:pPr>
-        <w:widowControl w:val="0"/>
-        <w:autoSpaceDE w:val="0"/>
-        <w:autoSpaceDN w:val="0"/>
-        <w:spacing w:after="0" w:line="240" w:lineRule="auto"/>
-        <w:ind w:right="-114" w:firstLine="567"/>
-        <w:rPr>
-          <w:color w:val="auto"/>
-          <w:sz w:val="22"/>
-          <w:szCs w:val="22"/>
-          <w:lang w:eastAsia="en-US"/>
-        </w:rPr>
-      </w:pPr>
-      <w:r>
-        <w:rPr>
-          <w:color w:val="auto"/>
-          <w:sz w:val="22"/>
-          <w:szCs w:val="22"/>
-          <w:lang w:eastAsia="en-US"/>
-        </w:rPr>
-        <w:t>- путём копирования на внешние цифровые носители информации, учтенные установленном порядке.</w:t>
-      </w:r>
-    </w:p>
-    <w:p>
-      <w:pPr>
-        <w:widowControl w:val="0"/>
-        <w:autoSpaceDE w:val="0"/>
-        <w:autoSpaceDN w:val="0"/>
-        <w:spacing w:after="0" w:line="240" w:lineRule="auto"/>
-        <w:ind w:right="-114" w:firstLine="284"/>
-        <w:rPr>
-          <w:color w:val="auto"/>
-          <w:sz w:val="22"/>
-          <w:szCs w:val="22"/>
-          <w:lang w:eastAsia="en-US"/>
-        </w:rPr>
-      </w:pPr>
-      <w:r>
-        <w:rPr>
-          <w:color w:val="auto"/>
-          <w:sz w:val="22"/>
-          <w:szCs w:val="22"/>
-          <w:lang w:eastAsia="en-US"/>
-        </w:rPr>
-        <w:t>2.4. Хранение документов конфиденциального характера</w:t>
-      </w:r>
-    </w:p>
-    <w:p>
-      <w:pPr>
-        <w:widowControl w:val="0"/>
-        <w:autoSpaceDE w:val="0"/>
-        <w:autoSpaceDN w:val="0"/>
-        <w:spacing w:after="0" w:line="240" w:lineRule="auto"/>
-        <w:ind w:right="-114" w:firstLine="567"/>
-        <w:rPr>
-          <w:color w:val="auto"/>
-          <w:sz w:val="22"/>
-          <w:szCs w:val="22"/>
-          <w:lang w:eastAsia="en-US"/>
-        </w:rPr>
-      </w:pPr>
-      <w:r>
-        <w:rPr>
-          <w:color w:val="auto"/>
-          <w:sz w:val="22"/>
-          <w:szCs w:val="22"/>
-          <w:lang w:eastAsia="en-US"/>
-        </w:rPr>
-        <w:t>После печати документа, содержащего информацию конфиденциального характера, пользователь регистрирует документ в установленном порядке и проставляет на нём соответствующие реквизиты. Хранение документов осуществляется в шкафу (сейфе).</w:t>
-      </w:r>
-    </w:p>
-    <w:p>
-      <w:pPr>
-        <w:widowControl w:val="0"/>
-        <w:autoSpaceDE w:val="0"/>
-        <w:autoSpaceDN w:val="0"/>
-        <w:spacing w:after="0" w:line="240" w:lineRule="auto"/>
-        <w:ind w:right="-114" w:firstLine="284"/>
-        <w:rPr>
-          <w:color w:val="auto"/>
-          <w:sz w:val="22"/>
-          <w:szCs w:val="22"/>
-          <w:lang w:eastAsia="en-US"/>
-        </w:rPr>
-      </w:pPr>
-      <w:r>
-        <w:rPr>
-          <w:color w:val="auto"/>
-          <w:sz w:val="22"/>
-          <w:szCs w:val="22"/>
-          <w:lang w:eastAsia="en-US"/>
-        </w:rPr>
-        <w:t>2.5. Хранение съемных носителей</w:t>
-      </w:r>
-    </w:p>
-    <w:p>
-      <w:pPr>
-        <w:widowControl w:val="0"/>
-        <w:autoSpaceDE w:val="0"/>
-        <w:autoSpaceDN w:val="0"/>
-        <w:spacing w:after="0" w:line="240" w:lineRule="auto"/>
-        <w:ind w:right="-114" w:firstLine="567"/>
-        <w:rPr>
-          <w:color w:val="auto"/>
-          <w:sz w:val="22"/>
-          <w:szCs w:val="22"/>
-          <w:lang w:eastAsia="en-US"/>
-        </w:rPr>
-      </w:pPr>
-      <w:r>
-        <w:rPr>
-          <w:color w:val="auto"/>
-          <w:sz w:val="22"/>
-          <w:szCs w:val="22"/>
-          <w:lang w:eastAsia="en-US"/>
-        </w:rPr>
-        <w:t>Выносить внешние носители информации конфиденциального характера за пределы ООО «</w:t>
-      </w:r>
-      <w:proofErr w:type="spellStart"/>
-      <w:r>
-        <w:rPr>
-          <w:color w:val="auto"/>
-          <w:sz w:val="22"/>
-          <w:szCs w:val="22"/>
-          <w:lang w:eastAsia="en-US"/>
-        </w:rPr>
-        <w:t>НаноСофт</w:t>
-      </w:r>
-      <w:proofErr w:type="spellEnd"/>
-      <w:r>
-        <w:rPr>
-          <w:color w:val="auto"/>
-          <w:sz w:val="22"/>
-          <w:szCs w:val="22"/>
-          <w:lang w:eastAsia="en-US"/>
-        </w:rPr>
-        <w:t>» без оформленного в установленном порядке разрешения запрещается. Хранение съемных носителей информации осуществляется в шкафу (сейфе).</w:t>
-      </w:r>
-    </w:p>
-    <w:p>
-      <w:pPr>
-        <w:widowControl w:val="0"/>
-        <w:autoSpaceDE w:val="0"/>
-        <w:autoSpaceDN w:val="0"/>
-        <w:spacing w:after="0" w:line="240" w:lineRule="auto"/>
-        <w:ind w:right="-114" w:firstLine="284"/>
-        <w:rPr>
-          <w:color w:val="auto"/>
-          <w:sz w:val="22"/>
-          <w:szCs w:val="22"/>
-          <w:lang w:eastAsia="en-US"/>
-        </w:rPr>
-      </w:pPr>
-      <w:r>
-        <w:rPr>
-          <w:color w:val="auto"/>
-          <w:sz w:val="22"/>
-          <w:szCs w:val="22"/>
-          <w:lang w:eastAsia="en-US"/>
-        </w:rPr>
-        <w:t>2.6. Печать, сканирование и копирование с бумажных носителей</w:t>
-      </w:r>
-    </w:p>
-    <w:p>
-      <w:pPr>
-        <w:widowControl w:val="0"/>
-        <w:autoSpaceDE w:val="0"/>
-        <w:autoSpaceDN w:val="0"/>
-        <w:spacing w:after="0" w:line="240" w:lineRule="auto"/>
-        <w:ind w:right="-114" w:firstLine="567"/>
-        <w:rPr>
-          <w:color w:val="auto"/>
-          <w:sz w:val="22"/>
-          <w:szCs w:val="22"/>
-          <w:lang w:eastAsia="en-US"/>
-        </w:rPr>
-      </w:pPr>
-      <w:r>
-        <w:rPr>
-          <w:color w:val="auto"/>
-          <w:sz w:val="22"/>
-          <w:szCs w:val="22"/>
-          <w:lang w:eastAsia="en-US"/>
-        </w:rPr>
-        <w:t>Печать, сканирование и копирование конфиденциальных документов осуществляется только лицами, допущенным к обработке информации в АС.</w:t>
-      </w:r>
-    </w:p>
-    <w:p>
-      <w:pPr>
-        <w:widowControl w:val="0"/>
-        <w:autoSpaceDE w:val="0"/>
-        <w:autoSpaceDN w:val="0"/>
-        <w:spacing w:after="0" w:line="240" w:lineRule="auto"/>
-        <w:ind w:right="-114" w:firstLine="284"/>
-        <w:rPr>
-          <w:color w:val="auto"/>
-          <w:sz w:val="22"/>
-          <w:szCs w:val="22"/>
-          <w:lang w:eastAsia="en-US"/>
-        </w:rPr>
-      </w:pPr>
-      <w:r>
-        <w:rPr>
-          <w:color w:val="auto"/>
-          <w:sz w:val="22"/>
-          <w:szCs w:val="22"/>
-          <w:lang w:eastAsia="en-US"/>
-        </w:rPr>
-        <w:t>2.7. Удаление электронных документов, содержащих конфиденциальную информацию со съемных носителей и жестких дисков</w:t>
-      </w:r>
-    </w:p>
-    <w:p>
-      <w:pPr>
-        <w:widowControl w:val="0"/>
-        <w:autoSpaceDE w:val="0"/>
-        <w:autoSpaceDN w:val="0"/>
-        <w:spacing w:after="0" w:line="240" w:lineRule="auto"/>
-        <w:ind w:right="-114" w:firstLine="567"/>
-        <w:rPr>
-          <w:color w:val="auto"/>
-          <w:sz w:val="22"/>
-          <w:szCs w:val="22"/>
-          <w:lang w:eastAsia="en-US"/>
-        </w:rPr>
-      </w:pPr>
-      <w:r>
-        <w:rPr>
-          <w:color w:val="auto"/>
-          <w:sz w:val="22"/>
-          <w:szCs w:val="22"/>
-          <w:lang w:eastAsia="en-US"/>
-        </w:rPr>
-        <w:t>Основанием для уничтожения записей или части записей с машинного носителя являются следующие случаи:</w:t>
-      </w:r>
-    </w:p>
-    <w:p>
-      <w:pPr>
-        <w:widowControl w:val="0"/>
-        <w:autoSpaceDE w:val="0"/>
-        <w:autoSpaceDN w:val="0"/>
-        <w:spacing w:after="0" w:line="240" w:lineRule="auto"/>
-        <w:ind w:right="-114" w:firstLine="567"/>
-        <w:rPr>
-          <w:color w:val="auto"/>
-          <w:sz w:val="22"/>
-          <w:szCs w:val="22"/>
-          <w:lang w:eastAsia="en-US"/>
-        </w:rPr>
-      </w:pPr>
-      <w:r>
-        <w:rPr>
-          <w:color w:val="auto"/>
-          <w:sz w:val="22"/>
-          <w:szCs w:val="22"/>
-          <w:lang w:eastAsia="en-US"/>
-        </w:rPr>
-        <w:t>- возврат носителя работником;</w:t>
-      </w:r>
-    </w:p>
-    <w:p>
-      <w:pPr>
-        <w:widowControl w:val="0"/>
-        <w:autoSpaceDE w:val="0"/>
-        <w:autoSpaceDN w:val="0"/>
-        <w:spacing w:after="0" w:line="240" w:lineRule="auto"/>
-        <w:ind w:right="-114" w:firstLine="567"/>
-        <w:rPr>
-          <w:color w:val="auto"/>
-          <w:sz w:val="22"/>
-          <w:szCs w:val="22"/>
-          <w:lang w:eastAsia="en-US"/>
-        </w:rPr>
-      </w:pPr>
-      <w:r>
-        <w:rPr>
-          <w:color w:val="auto"/>
-          <w:sz w:val="22"/>
-          <w:szCs w:val="22"/>
-          <w:lang w:eastAsia="en-US"/>
-        </w:rPr>
-        <w:t>- передача носителя в ремонт;</w:t>
-      </w:r>
-    </w:p>
-    <w:p>
-      <w:pPr>
-        <w:widowControl w:val="0"/>
-        <w:autoSpaceDE w:val="0"/>
-        <w:autoSpaceDN w:val="0"/>
-        <w:spacing w:after="0" w:line="240" w:lineRule="auto"/>
-        <w:ind w:right="-114" w:firstLine="567"/>
-        <w:rPr>
-          <w:color w:val="auto"/>
-          <w:sz w:val="22"/>
-          <w:szCs w:val="22"/>
-          <w:lang w:eastAsia="en-US"/>
-        </w:rPr>
-      </w:pPr>
-      <w:r>
-        <w:rPr>
-          <w:color w:val="auto"/>
-          <w:sz w:val="22"/>
-          <w:szCs w:val="22"/>
-          <w:lang w:eastAsia="en-US"/>
-        </w:rPr>
-        <w:t>- списание носителя.</w:t>
-      </w:r>
-    </w:p>
-    <w:p>
-      <w:pPr>
-        <w:widowControl w:val="0"/>
-        <w:autoSpaceDE w:val="0"/>
-        <w:autoSpaceDN w:val="0"/>
-        <w:spacing w:after="0" w:line="240" w:lineRule="auto"/>
-        <w:ind w:right="-114" w:firstLine="567"/>
-        <w:rPr>
-          <w:color w:val="auto"/>
-          <w:sz w:val="22"/>
-          <w:szCs w:val="22"/>
-          <w:lang w:eastAsia="en-US"/>
-        </w:rPr>
-      </w:pPr>
-      <w:r>
-        <w:rPr>
-          <w:color w:val="auto"/>
-          <w:sz w:val="22"/>
-          <w:szCs w:val="22"/>
-          <w:lang w:eastAsia="en-US"/>
-        </w:rPr>
-        <w:t xml:space="preserve">Уничтожение конфиденциальной информации с машинных носителей осуществляется с использованием средств конфиденциальной информации с носителя подготавливается Акт о б </w:t>
-      </w:r>
-      <w:r>
-        <w:rPr>
-          <w:color w:val="auto"/>
-          <w:sz w:val="22"/>
-          <w:szCs w:val="22"/>
-          <w:lang w:eastAsia="en-US"/>
-        </w:rPr>
-        <w:lastRenderedPageBreak/>
-        <w:t>уничтожении записей с носителя.</w:t>
-      </w:r>
-    </w:p>
-    <w:p>
-      <w:pPr>
-        <w:widowControl w:val="0"/>
-        <w:autoSpaceDE w:val="0"/>
-        <w:autoSpaceDN w:val="0"/>
-        <w:spacing w:after="0" w:line="240" w:lineRule="auto"/>
-        <w:ind w:right="-114" w:firstLine="284"/>
-        <w:rPr>
-          <w:color w:val="auto"/>
-          <w:sz w:val="22"/>
-          <w:szCs w:val="22"/>
-          <w:lang w:eastAsia="en-US"/>
-        </w:rPr>
-      </w:pPr>
-      <w:r>
-        <w:rPr>
-          <w:color w:val="auto"/>
-          <w:sz w:val="22"/>
-          <w:szCs w:val="22"/>
-          <w:lang w:eastAsia="en-US"/>
-        </w:rPr>
-        <w:t>2.8. Уничтожение съемных носителей</w:t>
-      </w:r>
-    </w:p>
-    <w:p>
-      <w:pPr>
-        <w:widowControl w:val="0"/>
-        <w:autoSpaceDE w:val="0"/>
-        <w:autoSpaceDN w:val="0"/>
-        <w:spacing w:after="0" w:line="240" w:lineRule="auto"/>
-        <w:ind w:right="-114" w:firstLine="567"/>
-        <w:rPr>
-          <w:color w:val="auto"/>
-          <w:sz w:val="22"/>
-          <w:szCs w:val="22"/>
-          <w:lang w:eastAsia="en-US"/>
-        </w:rPr>
-      </w:pPr>
-      <w:r>
-        <w:rPr>
-          <w:color w:val="auto"/>
-          <w:sz w:val="22"/>
-          <w:szCs w:val="22"/>
-          <w:lang w:eastAsia="en-US"/>
-        </w:rPr>
-        <w:t>Уничтожение съемных носителей с конфиденциальной информацией осуществляется «уполномоченной комиссией». По результатам уничтожения носителей составляется акт.</w:t>
-      </w:r>
-    </w:p>
-    <w:p>
-      <w:pPr>
-        <w:widowControl w:val="0"/>
-        <w:autoSpaceDE w:val="0"/>
-        <w:autoSpaceDN w:val="0"/>
-        <w:spacing w:after="0" w:line="240" w:lineRule="auto"/>
-        <w:ind w:right="-114"/>
-        <w:rPr>
-          <w:color w:val="auto"/>
-          <w:sz w:val="22"/>
-          <w:szCs w:val="22"/>
-          <w:lang w:eastAsia="en-US"/>
-        </w:rPr>
-      </w:pPr>
-      <w:r>
-        <w:rPr>
-          <w:color w:val="auto"/>
-          <w:sz w:val="22"/>
-          <w:szCs w:val="22"/>
-          <w:lang w:eastAsia="en-US"/>
-        </w:rPr>
-        <w:t>3. Описание технологического процесса обеспечения информационной безопасности</w:t>
-      </w:r>
-    </w:p>
-    <w:p>
-      <w:pPr>
-        <w:widowControl w:val="0"/>
-        <w:autoSpaceDE w:val="0"/>
-        <w:autoSpaceDN w:val="0"/>
-        <w:spacing w:after="0" w:line="240" w:lineRule="auto"/>
-        <w:ind w:right="-114" w:firstLine="284"/>
-        <w:rPr>
-          <w:color w:val="auto"/>
-          <w:sz w:val="22"/>
-          <w:szCs w:val="22"/>
-          <w:lang w:eastAsia="en-US"/>
-        </w:rPr>
-      </w:pPr>
-      <w:r>
-        <w:rPr>
-          <w:color w:val="auto"/>
-          <w:sz w:val="22"/>
-          <w:szCs w:val="22"/>
-          <w:lang w:eastAsia="en-US"/>
-        </w:rPr>
-        <w:t>3.1. Защита о т несанкционированного доступа</w:t>
-      </w:r>
-    </w:p>
-    <w:p>
-      <w:pPr>
-        <w:widowControl w:val="0"/>
-        <w:autoSpaceDE w:val="0"/>
-        <w:autoSpaceDN w:val="0"/>
-        <w:spacing w:after="0" w:line="240" w:lineRule="auto"/>
-        <w:ind w:right="-114" w:firstLine="567"/>
-        <w:rPr>
-          <w:color w:val="auto"/>
-          <w:sz w:val="22"/>
-          <w:szCs w:val="22"/>
-          <w:lang w:eastAsia="en-US"/>
-        </w:rPr>
-      </w:pPr>
-      <w:r>
-        <w:rPr>
-          <w:color w:val="auto"/>
-          <w:sz w:val="22"/>
-          <w:szCs w:val="22"/>
-          <w:lang w:eastAsia="en-US"/>
-        </w:rPr>
-        <w:t>Допуск пользователей к обработке информации производится на основании приказа по представлению ответственного за обеспечение безопасности. К приказу прилагаются новый или актуализированный список работников, допущенных к обработке защищаемой информации.</w:t>
-      </w:r>
-    </w:p>
-    <w:p>
-      <w:pPr>
-        <w:widowControl w:val="0"/>
-        <w:autoSpaceDE w:val="0"/>
-        <w:autoSpaceDN w:val="0"/>
-        <w:spacing w:after="0" w:line="240" w:lineRule="auto"/>
-        <w:ind w:right="-114" w:firstLine="567"/>
-        <w:rPr>
-          <w:color w:val="auto"/>
-          <w:sz w:val="22"/>
-          <w:szCs w:val="22"/>
-          <w:lang w:eastAsia="en-US"/>
-        </w:rPr>
-      </w:pPr>
-      <w:r>
-        <w:rPr>
-          <w:color w:val="auto"/>
-          <w:sz w:val="22"/>
-          <w:szCs w:val="22"/>
-          <w:lang w:eastAsia="en-US"/>
-        </w:rPr>
-        <w:t>После подписания приказа ответственный за защиту информации:</w:t>
-      </w:r>
-    </w:p>
-    <w:p>
-      <w:pPr>
-        <w:widowControl w:val="0"/>
-        <w:autoSpaceDE w:val="0"/>
-        <w:autoSpaceDN w:val="0"/>
-        <w:spacing w:after="0" w:line="240" w:lineRule="auto"/>
-        <w:ind w:right="-114" w:firstLine="567"/>
-        <w:rPr>
-          <w:color w:val="auto"/>
-          <w:sz w:val="22"/>
-          <w:szCs w:val="22"/>
-          <w:lang w:eastAsia="en-US"/>
-        </w:rPr>
-      </w:pPr>
-      <w:r>
-        <w:rPr>
-          <w:color w:val="auto"/>
-          <w:sz w:val="22"/>
-          <w:szCs w:val="22"/>
-          <w:lang w:eastAsia="en-US"/>
-        </w:rPr>
-        <w:t>- производит необходимые настройки системы защиты о т НСД и создает учетную запись пользователя; проводит инструктаж для пользователя согласно инструкции пользователя;</w:t>
+        <w:t>- производит необходимые настройки системы защиты от НСД и создает учетную запись пользователя; проводит инструктаж для пользователя согласно инструкции пользователя;</w:t>
       </w:r>
     </w:p>
     <w:p>
@@ -3544,7 +3336,16 @@
                 <w:szCs w:val="22"/>
                 <w:lang w:val="ru-RU" w:eastAsia="en-US"/>
               </w:rPr>
-              <w:t>Инженер</w:t>
+              <w:t>Ведущий и</w:t>
+            </w:r>
+            <w:r>
+              <w:rPr>
+                <w:color w:val="auto"/>
+                <w:sz w:val="22"/>
+                <w:szCs w:val="22"/>
+                <w:lang w:val="ru-RU" w:eastAsia="en-US"/>
+              </w:rPr>
+              <w:t>нженер</w:t>
             </w:r>
           </w:p>
         </w:tc>
@@ -3585,17 +3386,16 @@
                 <w:szCs w:val="22"/>
                 <w:lang w:val="ru-RU" w:eastAsia="en-US"/>
               </w:rPr>
-              <w:t xml:space="preserve"> И.И.</w:t>
-            </w:r>
-            <w:r>
-              <w:rPr>
-                <w:color w:val="auto"/>
-                <w:spacing w:val="7"/>
-                <w:sz w:val="22"/>
-                <w:szCs w:val="22"/>
-                <w:lang w:val="ru-RU" w:eastAsia="en-US"/>
-              </w:rPr>
-              <w:t xml:space="preserve"> Иванов</w:t>
+              <w:t xml:space="preserve"> </w:t>
+            </w:r>
+            <w:r>
+              <w:rPr>
+                <w:color w:val="auto"/>
+                <w:sz w:val="22"/>
+                <w:szCs w:val="22"/>
+                <w:lang w:val="ru-RU" w:eastAsia="en-US"/>
+              </w:rPr>
+              <w:t>Козлов Д.И.</w:t>
             </w:r>
           </w:p>
           <w:p>
@@ -3617,7 +3417,25 @@
                 <w:szCs w:val="22"/>
                 <w:lang w:val="ru-RU" w:eastAsia="en-US"/>
               </w:rPr>
-              <w:t>«20»</w:t>
+              <w:t>«2</w:t>
+            </w:r>
+            <w:r>
+              <w:rPr>
+                <w:color w:val="auto"/>
+                <w:sz w:val="22"/>
+                <w:szCs w:val="22"/>
+                <w:lang w:val="ru-RU" w:eastAsia="en-US"/>
+              </w:rPr>
+              <w:t>1</w:t>
+            </w:r>
+            <w:r>
+              <w:rPr>
+                <w:color w:val="auto"/>
+                <w:sz w:val="22"/>
+                <w:szCs w:val="22"/>
+                <w:lang w:val="ru-RU" w:eastAsia="en-US"/>
+              </w:rPr>
+              <w:t>»</w:t>
             </w:r>
             <w:r>
               <w:rPr>
@@ -3811,7 +3629,7 @@
     <w:lsdException w:name="Closing" w:semiHidden="1" w:unhideWhenUsed="1"/>
     <w:lsdException w:name="Signature" w:semiHidden="1" w:unhideWhenUsed="1"/>
     <w:lsdException w:name="Default Paragraph Font" w:semiHidden="1" w:uiPriority="1" w:unhideWhenUsed="1"/>
-    <w:lsdException w:name="Body Text" w:semiHidden="1" w:unhideWhenUsed="1"/>
+    <w:lsdException w:name="Body Text" w:semiHidden="1" w:uiPriority="1" w:unhideWhenUsed="1" w:qFormat="1"/>
     <w:lsdException w:name="Body Text Indent" w:semiHidden="1" w:unhideWhenUsed="1"/>
     <w:lsdException w:name="List Continue" w:semiHidden="1" w:unhideWhenUsed="1"/>
     <w:lsdException w:name="List Continue 2" w:semiHidden="1" w:unhideWhenUsed="1"/>
@@ -4339,7 +4157,6 @@
   <w:style w:type="character" w:default="1" w:styleId="a0">
     <w:name w:val="Default Paragraph Font"/>
     <w:uiPriority w:val="1"/>
-    <w:semiHidden/>
     <w:unhideWhenUsed/>
   </w:style>
   <w:style w:type="table" w:default="1" w:styleId="a1">
@@ -4768,6 +4585,39 @@
       </w:tblBorders>
     </w:tblPr>
   </w:style>
+  <w:style w:type="paragraph" w:styleId="af">
+    <w:name w:val="Body Text"/>
+    <w:basedOn w:val="a"/>
+    <w:link w:val="af0"/>
+    <w:uiPriority w:val="1"/>
+    <w:qFormat/>
+    <w:rsid w:val="00382434"/>
+    <w:pPr>
+      <w:widowControl w:val="0"/>
+      <w:autoSpaceDE w:val="0"/>
+      <w:autoSpaceDN w:val="0"/>
+      <w:spacing w:after="0" w:line="240" w:lineRule="auto"/>
+      <w:jc w:val="left"/>
+    </w:pPr>
+    <w:rPr>
+      <w:color w:val="auto"/>
+      <w:sz w:val="22"/>
+      <w:szCs w:val="22"/>
+      <w:lang w:eastAsia="en-US"/>
+    </w:rPr>
+  </w:style>
+  <w:style w:type="character" w:customStyle="1" w:styleId="af0">
+    <w:name w:val="Основной текст Знак"/>
+    <w:basedOn w:val="a0"/>
+    <w:link w:val="af"/>
+    <w:uiPriority w:val="1"/>
+    <w:rsid w:val="00382434"/>
+    <w:rPr>
+      <w:rFonts w:ascii="Times New Roman" w:hAnsi="Times New Roman" w:cs="Times New Roman"/>
+      <w:kern w:val="0"/>
+      <w14:ligatures w14:val="none"/>
+    </w:rPr>
+  </w:style>
 </w:styles>
 </file>
 
